--- a/lab3/escape_room.docx
+++ b/lab3/escape_room.docx
@@ -442,7 +442,7 @@
         <w:rPr>
           <w:rFonts w:ascii="Arial" w:hAnsi="Arial" w:cs="Arial"/>
         </w:rPr>
-        <w:t>E</w:t>
+        <w:t>e</w:t>
       </w:r>
       <w:r>
         <w:rPr>
@@ -533,27 +533,6 @@
       <w:pPr>
         <w:rPr>
           <w:rFonts w:ascii="Arial" w:hAnsi="Arial" w:cs="Arial"/>
-          <w:b/>
-          <w:bCs/>
-          <w:sz w:val="36"/>
-          <w:szCs w:val="36"/>
-        </w:rPr>
-      </w:pPr>
-      <w:r>
-        <w:rPr>
-          <w:rFonts w:ascii="Arial" w:hAnsi="Arial" w:cs="Arial"/>
-          <w:b/>
-          <w:bCs/>
-          <w:sz w:val="36"/>
-          <w:szCs w:val="36"/>
-        </w:rPr>
-        <w:t>Popraviti !!!</w:t>
-      </w:r>
-    </w:p>
-    <w:p>
-      <w:pPr>
-        <w:rPr>
-          <w:rFonts w:ascii="Arial" w:hAnsi="Arial" w:cs="Arial"/>
         </w:rPr>
       </w:pPr>
       <w:r>
@@ -561,6 +540,169 @@
           <w:rFonts w:ascii="Arial" w:hAnsi="Arial" w:cs="Arial"/>
         </w:rPr>
         <w:t>Igra započinje u trenutku kada se igrač pojavi u prostoriji. U početku je moguće samo istraživanje prostora. Pronalaskom recepta aktivira se sustav zadataka. Igrač zatim prikuplja sastojke, aktivira lonac, stvara napitak i konzumira ga.</w:t>
+      </w:r>
+    </w:p>
+    <w:p>
+      <w:pPr>
+        <w:rPr>
+          <w:rFonts w:ascii="Arial" w:hAnsi="Arial" w:cs="Arial"/>
+        </w:rPr>
+      </w:pPr>
+      <w:r>
+        <w:rPr>
+          <w:rFonts w:ascii="Arial" w:hAnsi="Arial" w:cs="Arial"/>
+        </w:rPr>
+        <w:drawing>
+          <wp:inline distT="0" distB="0" distL="0" distR="0" wp14:anchorId="03300C89" wp14:editId="4321D7E6">
+            <wp:extent cx="5731510" cy="2734310"/>
+            <wp:effectExtent l="0" t="0" r="2540" b="8890"/>
+            <wp:docPr id="120651045" name="Slika 1" descr="Slika na kojoj se prikazuje zid, u dvorani, namještaj, popločavanje&#10;&#10;Sadržaj generiran uz AI možda nije točan."/>
+            <wp:cNvGraphicFramePr>
+              <a:graphicFrameLocks xmlns:a="http://schemas.openxmlformats.org/drawingml/2006/main" noChangeAspect="1"/>
+            </wp:cNvGraphicFramePr>
+            <a:graphic xmlns:a="http://schemas.openxmlformats.org/drawingml/2006/main">
+              <a:graphicData uri="http://schemas.openxmlformats.org/drawingml/2006/picture">
+                <pic:pic xmlns:pic="http://schemas.openxmlformats.org/drawingml/2006/picture">
+                  <pic:nvPicPr>
+                    <pic:cNvPr id="120651045" name="Slika 1" descr="Slika na kojoj se prikazuje zid, u dvorani, namještaj, popločavanje&#10;&#10;Sadržaj generiran uz AI možda nije točan."/>
+                    <pic:cNvPicPr/>
+                  </pic:nvPicPr>
+                  <pic:blipFill>
+                    <a:blip r:embed="rId5"/>
+                    <a:stretch>
+                      <a:fillRect/>
+                    </a:stretch>
+                  </pic:blipFill>
+                  <pic:spPr>
+                    <a:xfrm>
+                      <a:off x="0" y="0"/>
+                      <a:ext cx="5731510" cy="2734310"/>
+                    </a:xfrm>
+                    <a:prstGeom prst="rect">
+                      <a:avLst/>
+                    </a:prstGeom>
+                  </pic:spPr>
+                </pic:pic>
+              </a:graphicData>
+            </a:graphic>
+          </wp:inline>
+        </w:drawing>
+      </w:r>
+    </w:p>
+    <w:p>
+      <w:pPr>
+        <w:jc w:val="center"/>
+        <w:rPr>
+          <w:rFonts w:ascii="Arial" w:hAnsi="Arial" w:cs="Arial"/>
+          <w:sz w:val="20"/>
+          <w:szCs w:val="20"/>
+        </w:rPr>
+      </w:pPr>
+      <w:r>
+        <w:rPr>
+          <w:rFonts w:ascii="Arial" w:hAnsi="Arial" w:cs="Arial"/>
+          <w:sz w:val="20"/>
+          <w:szCs w:val="20"/>
+        </w:rPr>
+        <w:t xml:space="preserve">Slika 1. </w:t>
+      </w:r>
+      <w:r>
+        <w:rPr>
+          <w:rFonts w:ascii="Arial" w:hAnsi="Arial" w:cs="Arial"/>
+          <w:sz w:val="20"/>
+          <w:szCs w:val="20"/>
+        </w:rPr>
+        <w:t>Istraživanje prostora (otvaranje vrata)</w:t>
+      </w:r>
+    </w:p>
+    <w:p>
+      <w:pPr>
+        <w:jc w:val="center"/>
+        <w:rPr>
+          <w:rFonts w:ascii="Arial" w:hAnsi="Arial" w:cs="Arial"/>
+          <w:sz w:val="20"/>
+          <w:szCs w:val="20"/>
+        </w:rPr>
+      </w:pPr>
+    </w:p>
+    <w:p>
+      <w:pPr>
+        <w:jc w:val="center"/>
+        <w:rPr>
+          <w:rFonts w:ascii="Arial" w:hAnsi="Arial" w:cs="Arial"/>
+          <w:sz w:val="20"/>
+          <w:szCs w:val="20"/>
+        </w:rPr>
+      </w:pPr>
+      <w:r>
+        <w:rPr>
+          <w:rFonts w:ascii="Arial" w:hAnsi="Arial" w:cs="Arial"/>
+          <w:sz w:val="20"/>
+          <w:szCs w:val="20"/>
+        </w:rPr>
+        <w:lastRenderedPageBreak/>
+        <w:drawing>
+          <wp:inline distT="0" distB="0" distL="0" distR="0" wp14:anchorId="44E93CFE" wp14:editId="4345397A">
+            <wp:extent cx="5731510" cy="2729519"/>
+            <wp:effectExtent l="0" t="0" r="2540" b="0"/>
+            <wp:docPr id="48116296" name="Slika 1" descr="Slika na kojoj se prikazuje namještaj, tekst, stolica, stol&#10;&#10;Sadržaj generiran uz AI možda nije točan."/>
+            <wp:cNvGraphicFramePr>
+              <a:graphicFrameLocks xmlns:a="http://schemas.openxmlformats.org/drawingml/2006/main" noChangeAspect="1"/>
+            </wp:cNvGraphicFramePr>
+            <a:graphic xmlns:a="http://schemas.openxmlformats.org/drawingml/2006/main">
+              <a:graphicData uri="http://schemas.openxmlformats.org/drawingml/2006/picture">
+                <pic:pic xmlns:pic="http://schemas.openxmlformats.org/drawingml/2006/picture">
+                  <pic:nvPicPr>
+                    <pic:cNvPr id="48116296" name="Slika 1" descr="Slika na kojoj se prikazuje namještaj, tekst, stolica, stol&#10;&#10;Sadržaj generiran uz AI možda nije točan."/>
+                    <pic:cNvPicPr/>
+                  </pic:nvPicPr>
+                  <pic:blipFill rotWithShape="1">
+                    <a:blip r:embed="rId6"/>
+                    <a:srcRect t="1254"/>
+                    <a:stretch>
+                      <a:fillRect/>
+                    </a:stretch>
+                  </pic:blipFill>
+                  <pic:spPr bwMode="auto">
+                    <a:xfrm>
+                      <a:off x="0" y="0"/>
+                      <a:ext cx="5731510" cy="2729519"/>
+                    </a:xfrm>
+                    <a:prstGeom prst="rect">
+                      <a:avLst/>
+                    </a:prstGeom>
+                    <a:ln>
+                      <a:noFill/>
+                    </a:ln>
+                    <a:extLst>
+                      <a:ext uri="{53640926-AAD7-44D8-BBD7-CCE9431645EC}">
+                        <a14:shadowObscured xmlns:a14="http://schemas.microsoft.com/office/drawing/2010/main"/>
+                      </a:ext>
+                    </a:extLst>
+                  </pic:spPr>
+                </pic:pic>
+              </a:graphicData>
+            </a:graphic>
+          </wp:inline>
+        </w:drawing>
+      </w:r>
+    </w:p>
+    <w:p>
+      <w:pPr>
+        <w:jc w:val="center"/>
+        <w:rPr>
+          <w:rFonts w:ascii="Arial" w:hAnsi="Arial" w:cs="Arial"/>
+          <w:sz w:val="20"/>
+          <w:szCs w:val="20"/>
+        </w:rPr>
+      </w:pPr>
+      <w:r>
+        <w:rPr>
+          <w:rFonts w:ascii="Arial" w:hAnsi="Arial" w:cs="Arial"/>
+          <w:sz w:val="20"/>
+          <w:szCs w:val="20"/>
+        </w:rPr>
+        <w:t>Slika 2. Prikupljanje sastojaka</w:t>
       </w:r>
     </w:p>
     <w:p>
@@ -731,7 +873,6 @@
           <w:b/>
           <w:bCs/>
         </w:rPr>
-        <w:lastRenderedPageBreak/>
         <w:t>Blender</w:t>
       </w:r>
       <w:r>
@@ -745,6 +886,21 @@
       <w:pPr>
         <w:rPr>
           <w:rFonts w:ascii="Arial" w:hAnsi="Arial" w:cs="Arial"/>
+          <w:b/>
+          <w:bCs/>
+          <w:sz w:val="36"/>
+          <w:szCs w:val="36"/>
+        </w:rPr>
+      </w:pPr>
+    </w:p>
+    <w:p>
+      <w:pPr>
+        <w:rPr>
+          <w:rFonts w:ascii="Arial" w:hAnsi="Arial" w:cs="Arial"/>
+          <w:b/>
+          <w:bCs/>
+          <w:sz w:val="36"/>
+          <w:szCs w:val="36"/>
         </w:rPr>
       </w:pPr>
     </w:p>
@@ -782,6 +938,7 @@
           <w:sz w:val="36"/>
           <w:szCs w:val="36"/>
         </w:rPr>
+        <w:lastRenderedPageBreak/>
         <w:t xml:space="preserve">Arhitektura sustava i </w:t>
       </w:r>
       <w:r>
@@ -797,21 +954,1669 @@
     </w:p>
     <w:p>
       <w:pPr>
+        <w:spacing w:before="100" w:beforeAutospacing="1" w:after="100" w:afterAutospacing="1" w:line="240" w:lineRule="auto"/>
+        <w:rPr>
+          <w:rFonts w:ascii="Arial" w:eastAsia="Times New Roman" w:hAnsi="Arial" w:cs="Arial"/>
+          <w:kern w:val="0"/>
+          <w:lang w:eastAsia="hr-HR"/>
+          <w14:ligatures w14:val="none"/>
+        </w:rPr>
+      </w:pPr>
+      <w:r>
+        <w:rPr>
+          <w:rFonts w:ascii="Arial" w:eastAsia="Times New Roman" w:hAnsi="Arial" w:cs="Arial"/>
+          <w:kern w:val="0"/>
+          <w:lang w:eastAsia="hr-HR"/>
+          <w14:ligatures w14:val="none"/>
+        </w:rPr>
+        <w:t>Projekt je modularno organiziran i sastoji se od sljedećih glavnih komponenti:</w:t>
+      </w:r>
+    </w:p>
+    <w:p>
+      <w:pPr>
+        <w:pStyle w:val="Odlomakpopisa"/>
+        <w:tabs>
+          <w:tab w:val="left" w:pos="916"/>
+          <w:tab w:val="left" w:pos="1832"/>
+          <w:tab w:val="left" w:pos="2748"/>
+          <w:tab w:val="left" w:pos="3664"/>
+          <w:tab w:val="left" w:pos="4580"/>
+          <w:tab w:val="left" w:pos="5496"/>
+          <w:tab w:val="left" w:pos="6412"/>
+          <w:tab w:val="left" w:pos="7328"/>
+          <w:tab w:val="left" w:pos="8244"/>
+          <w:tab w:val="left" w:pos="9160"/>
+          <w:tab w:val="left" w:pos="10076"/>
+          <w:tab w:val="left" w:pos="10992"/>
+          <w:tab w:val="left" w:pos="11908"/>
+          <w:tab w:val="left" w:pos="12824"/>
+          <w:tab w:val="left" w:pos="13740"/>
+          <w:tab w:val="left" w:pos="14656"/>
+        </w:tabs>
+        <w:spacing w:after="0" w:line="240" w:lineRule="auto"/>
+        <w:ind w:left="360"/>
+        <w:rPr>
+          <w:rFonts w:ascii="Courier New" w:eastAsia="Times New Roman" w:hAnsi="Courier New" w:cs="Courier New"/>
+          <w:kern w:val="0"/>
+          <w:sz w:val="22"/>
+          <w:szCs w:val="22"/>
+          <w:lang w:eastAsia="hr-HR"/>
+          <w14:ligatures w14:val="none"/>
+        </w:rPr>
+      </w:pPr>
+      <w:proofErr w:type="spellStart"/>
+      <w:r>
+        <w:rPr>
+          <w:rFonts w:ascii="Courier New" w:eastAsia="Times New Roman" w:hAnsi="Courier New" w:cs="Courier New"/>
+          <w:kern w:val="0"/>
+          <w:sz w:val="22"/>
+          <w:szCs w:val="22"/>
+          <w:lang w:eastAsia="hr-HR"/>
+          <w14:ligatures w14:val="none"/>
+        </w:rPr>
+        <w:t>src</w:t>
+      </w:r>
+      <w:proofErr w:type="spellEnd"/>
+      <w:r>
+        <w:rPr>
+          <w:rFonts w:ascii="Courier New" w:eastAsia="Times New Roman" w:hAnsi="Courier New" w:cs="Courier New"/>
+          <w:kern w:val="0"/>
+          <w:sz w:val="22"/>
+          <w:szCs w:val="22"/>
+          <w:lang w:eastAsia="hr-HR"/>
+          <w14:ligatures w14:val="none"/>
+        </w:rPr>
+        <w:t>/</w:t>
+      </w:r>
+    </w:p>
+    <w:p>
+      <w:pPr>
+        <w:tabs>
+          <w:tab w:val="left" w:pos="916"/>
+          <w:tab w:val="left" w:pos="1832"/>
+          <w:tab w:val="left" w:pos="2748"/>
+          <w:tab w:val="left" w:pos="3664"/>
+          <w:tab w:val="left" w:pos="4580"/>
+          <w:tab w:val="left" w:pos="5496"/>
+          <w:tab w:val="left" w:pos="6412"/>
+          <w:tab w:val="left" w:pos="7328"/>
+          <w:tab w:val="left" w:pos="8244"/>
+          <w:tab w:val="left" w:pos="9160"/>
+          <w:tab w:val="left" w:pos="10076"/>
+          <w:tab w:val="left" w:pos="10992"/>
+          <w:tab w:val="left" w:pos="11908"/>
+          <w:tab w:val="left" w:pos="12824"/>
+          <w:tab w:val="left" w:pos="13740"/>
+          <w:tab w:val="left" w:pos="14656"/>
+        </w:tabs>
+        <w:spacing w:after="0" w:line="240" w:lineRule="auto"/>
+        <w:rPr>
+          <w:rFonts w:ascii="Courier New" w:eastAsia="Times New Roman" w:hAnsi="Courier New" w:cs="Courier New"/>
+          <w:kern w:val="0"/>
+          <w:sz w:val="22"/>
+          <w:szCs w:val="22"/>
+          <w:lang w:eastAsia="hr-HR"/>
+          <w14:ligatures w14:val="none"/>
+        </w:rPr>
+      </w:pPr>
+      <w:r>
+        <w:rPr>
+          <w:rFonts w:ascii="Courier New" w:eastAsia="Times New Roman" w:hAnsi="Courier New" w:cs="Courier New"/>
+          <w:kern w:val="0"/>
+          <w:sz w:val="22"/>
+          <w:szCs w:val="22"/>
+          <w:lang w:eastAsia="hr-HR"/>
+          <w14:ligatures w14:val="none"/>
+        </w:rPr>
+        <w:t xml:space="preserve">   </w:t>
+      </w:r>
+      <w:r>
+        <w:rPr>
+          <w:rFonts w:ascii="Courier New" w:eastAsia="Times New Roman" w:hAnsi="Courier New" w:cs="Courier New"/>
+          <w:kern w:val="0"/>
+          <w:sz w:val="22"/>
+          <w:szCs w:val="22"/>
+          <w:lang w:eastAsia="hr-HR"/>
+          <w14:ligatures w14:val="none"/>
+        </w:rPr>
+        <w:t xml:space="preserve"> ├── </w:t>
+      </w:r>
+      <w:proofErr w:type="spellStart"/>
+      <w:r>
+        <w:rPr>
+          <w:rFonts w:ascii="Courier New" w:eastAsia="Times New Roman" w:hAnsi="Courier New" w:cs="Courier New"/>
+          <w:kern w:val="0"/>
+          <w:sz w:val="22"/>
+          <w:szCs w:val="22"/>
+          <w:lang w:eastAsia="hr-HR"/>
+          <w14:ligatures w14:val="none"/>
+        </w:rPr>
+        <w:t>core</w:t>
+      </w:r>
+      <w:proofErr w:type="spellEnd"/>
+      <w:r>
+        <w:rPr>
+          <w:rFonts w:ascii="Courier New" w:eastAsia="Times New Roman" w:hAnsi="Courier New" w:cs="Courier New"/>
+          <w:kern w:val="0"/>
+          <w:sz w:val="22"/>
+          <w:szCs w:val="22"/>
+          <w:lang w:eastAsia="hr-HR"/>
+          <w14:ligatures w14:val="none"/>
+        </w:rPr>
+        <w:t xml:space="preserve">/        (game </w:t>
+      </w:r>
+      <w:proofErr w:type="spellStart"/>
+      <w:r>
+        <w:rPr>
+          <w:rFonts w:ascii="Courier New" w:eastAsia="Times New Roman" w:hAnsi="Courier New" w:cs="Courier New"/>
+          <w:kern w:val="0"/>
+          <w:sz w:val="22"/>
+          <w:szCs w:val="22"/>
+          <w:lang w:eastAsia="hr-HR"/>
+          <w14:ligatures w14:val="none"/>
+        </w:rPr>
+        <w:t>loop</w:t>
+      </w:r>
+      <w:proofErr w:type="spellEnd"/>
+      <w:r>
+        <w:rPr>
+          <w:rFonts w:ascii="Courier New" w:eastAsia="Times New Roman" w:hAnsi="Courier New" w:cs="Courier New"/>
+          <w:kern w:val="0"/>
+          <w:sz w:val="22"/>
+          <w:szCs w:val="22"/>
+          <w:lang w:eastAsia="hr-HR"/>
+          <w14:ligatures w14:val="none"/>
+        </w:rPr>
+        <w:t xml:space="preserve">, </w:t>
+      </w:r>
+      <w:proofErr w:type="spellStart"/>
+      <w:r>
+        <w:rPr>
+          <w:rFonts w:ascii="Courier New" w:eastAsia="Times New Roman" w:hAnsi="Courier New" w:cs="Courier New"/>
+          <w:kern w:val="0"/>
+          <w:sz w:val="22"/>
+          <w:szCs w:val="22"/>
+          <w:lang w:eastAsia="hr-HR"/>
+          <w14:ligatures w14:val="none"/>
+        </w:rPr>
+        <w:t>GameState</w:t>
+      </w:r>
+      <w:proofErr w:type="spellEnd"/>
+      <w:r>
+        <w:rPr>
+          <w:rFonts w:ascii="Courier New" w:eastAsia="Times New Roman" w:hAnsi="Courier New" w:cs="Courier New"/>
+          <w:kern w:val="0"/>
+          <w:sz w:val="22"/>
+          <w:szCs w:val="22"/>
+          <w:lang w:eastAsia="hr-HR"/>
+          <w14:ligatures w14:val="none"/>
+        </w:rPr>
+        <w:t xml:space="preserve">, </w:t>
+      </w:r>
+      <w:proofErr w:type="spellStart"/>
+      <w:r>
+        <w:rPr>
+          <w:rFonts w:ascii="Courier New" w:eastAsia="Times New Roman" w:hAnsi="Courier New" w:cs="Courier New"/>
+          <w:kern w:val="0"/>
+          <w:sz w:val="22"/>
+          <w:szCs w:val="22"/>
+          <w:lang w:eastAsia="hr-HR"/>
+          <w14:ligatures w14:val="none"/>
+        </w:rPr>
+        <w:t>Renderer</w:t>
+      </w:r>
+      <w:proofErr w:type="spellEnd"/>
+      <w:r>
+        <w:rPr>
+          <w:rFonts w:ascii="Courier New" w:eastAsia="Times New Roman" w:hAnsi="Courier New" w:cs="Courier New"/>
+          <w:kern w:val="0"/>
+          <w:sz w:val="22"/>
+          <w:szCs w:val="22"/>
+          <w:lang w:eastAsia="hr-HR"/>
+          <w14:ligatures w14:val="none"/>
+        </w:rPr>
+        <w:t xml:space="preserve">, </w:t>
+      </w:r>
+      <w:r>
+        <w:rPr>
+          <w:rFonts w:ascii="Courier New" w:eastAsia="Times New Roman" w:hAnsi="Courier New" w:cs="Courier New"/>
+          <w:kern w:val="0"/>
+          <w:sz w:val="22"/>
+          <w:szCs w:val="22"/>
+          <w:lang w:eastAsia="hr-HR"/>
+          <w14:ligatures w14:val="none"/>
+        </w:rPr>
+        <w:t>I</w:t>
+      </w:r>
+      <w:r>
+        <w:rPr>
+          <w:rFonts w:ascii="Courier New" w:eastAsia="Times New Roman" w:hAnsi="Courier New" w:cs="Courier New"/>
+          <w:kern w:val="0"/>
+          <w:sz w:val="22"/>
+          <w:szCs w:val="22"/>
+          <w:lang w:eastAsia="hr-HR"/>
+          <w14:ligatures w14:val="none"/>
+        </w:rPr>
+        <w:t>npu</w:t>
+      </w:r>
+      <w:r>
+        <w:rPr>
+          <w:rFonts w:ascii="Courier New" w:eastAsia="Times New Roman" w:hAnsi="Courier New" w:cs="Courier New"/>
+          <w:kern w:val="0"/>
+          <w:sz w:val="22"/>
+          <w:szCs w:val="22"/>
+          <w:lang w:eastAsia="hr-HR"/>
+          <w14:ligatures w14:val="none"/>
+        </w:rPr>
+        <w:t>t</w:t>
+      </w:r>
+      <w:r>
+        <w:rPr>
+          <w:rFonts w:ascii="Courier New" w:eastAsia="Times New Roman" w:hAnsi="Courier New" w:cs="Courier New"/>
+          <w:kern w:val="0"/>
+          <w:sz w:val="22"/>
+          <w:szCs w:val="22"/>
+          <w:lang w:eastAsia="hr-HR"/>
+          <w14:ligatures w14:val="none"/>
+        </w:rPr>
+        <w:t>)</w:t>
+      </w:r>
+    </w:p>
+    <w:p>
+      <w:pPr>
+        <w:tabs>
+          <w:tab w:val="left" w:pos="916"/>
+          <w:tab w:val="left" w:pos="1832"/>
+          <w:tab w:val="left" w:pos="2748"/>
+          <w:tab w:val="left" w:pos="3664"/>
+          <w:tab w:val="left" w:pos="4580"/>
+          <w:tab w:val="left" w:pos="5496"/>
+          <w:tab w:val="left" w:pos="6412"/>
+          <w:tab w:val="left" w:pos="7328"/>
+          <w:tab w:val="left" w:pos="8244"/>
+          <w:tab w:val="left" w:pos="9160"/>
+          <w:tab w:val="left" w:pos="10076"/>
+          <w:tab w:val="left" w:pos="10992"/>
+          <w:tab w:val="left" w:pos="11908"/>
+          <w:tab w:val="left" w:pos="12824"/>
+          <w:tab w:val="left" w:pos="13740"/>
+          <w:tab w:val="left" w:pos="14656"/>
+        </w:tabs>
+        <w:spacing w:after="0" w:line="240" w:lineRule="auto"/>
+        <w:rPr>
+          <w:rFonts w:ascii="Courier New" w:eastAsia="Times New Roman" w:hAnsi="Courier New" w:cs="Courier New"/>
+          <w:kern w:val="0"/>
+          <w:sz w:val="22"/>
+          <w:szCs w:val="22"/>
+          <w:lang w:eastAsia="hr-HR"/>
+          <w14:ligatures w14:val="none"/>
+        </w:rPr>
+      </w:pPr>
+      <w:r>
+        <w:rPr>
+          <w:rFonts w:ascii="Courier New" w:eastAsia="Times New Roman" w:hAnsi="Courier New" w:cs="Courier New"/>
+          <w:kern w:val="0"/>
+          <w:sz w:val="22"/>
+          <w:szCs w:val="22"/>
+          <w:lang w:eastAsia="hr-HR"/>
+          <w14:ligatures w14:val="none"/>
+        </w:rPr>
+        <w:t xml:space="preserve">   </w:t>
+      </w:r>
+      <w:r>
+        <w:rPr>
+          <w:rFonts w:ascii="Courier New" w:eastAsia="Times New Roman" w:hAnsi="Courier New" w:cs="Courier New"/>
+          <w:kern w:val="0"/>
+          <w:sz w:val="22"/>
+          <w:szCs w:val="22"/>
+          <w:lang w:eastAsia="hr-HR"/>
+          <w14:ligatures w14:val="none"/>
+        </w:rPr>
+        <w:t xml:space="preserve"> ├── </w:t>
+      </w:r>
+      <w:proofErr w:type="spellStart"/>
+      <w:r>
+        <w:rPr>
+          <w:rFonts w:ascii="Courier New" w:eastAsia="Times New Roman" w:hAnsi="Courier New" w:cs="Courier New"/>
+          <w:kern w:val="0"/>
+          <w:sz w:val="22"/>
+          <w:szCs w:val="22"/>
+          <w:lang w:eastAsia="hr-HR"/>
+          <w14:ligatures w14:val="none"/>
+        </w:rPr>
+        <w:t>player</w:t>
+      </w:r>
+      <w:proofErr w:type="spellEnd"/>
+      <w:r>
+        <w:rPr>
+          <w:rFonts w:ascii="Courier New" w:eastAsia="Times New Roman" w:hAnsi="Courier New" w:cs="Courier New"/>
+          <w:kern w:val="0"/>
+          <w:sz w:val="22"/>
+          <w:szCs w:val="22"/>
+          <w:lang w:eastAsia="hr-HR"/>
+          <w14:ligatures w14:val="none"/>
+        </w:rPr>
+        <w:t xml:space="preserve">/      (Player, </w:t>
+      </w:r>
+      <w:proofErr w:type="spellStart"/>
+      <w:r>
+        <w:rPr>
+          <w:rFonts w:ascii="Courier New" w:eastAsia="Times New Roman" w:hAnsi="Courier New" w:cs="Courier New"/>
+          <w:kern w:val="0"/>
+          <w:sz w:val="22"/>
+          <w:szCs w:val="22"/>
+          <w:lang w:eastAsia="hr-HR"/>
+          <w14:ligatures w14:val="none"/>
+        </w:rPr>
+        <w:t>Hands</w:t>
+      </w:r>
+      <w:proofErr w:type="spellEnd"/>
+      <w:r>
+        <w:rPr>
+          <w:rFonts w:ascii="Courier New" w:eastAsia="Times New Roman" w:hAnsi="Courier New" w:cs="Courier New"/>
+          <w:kern w:val="0"/>
+          <w:sz w:val="22"/>
+          <w:szCs w:val="22"/>
+          <w:lang w:eastAsia="hr-HR"/>
+          <w14:ligatures w14:val="none"/>
+        </w:rPr>
+        <w:t>)</w:t>
+      </w:r>
+    </w:p>
+    <w:p>
+      <w:pPr>
+        <w:tabs>
+          <w:tab w:val="left" w:pos="916"/>
+          <w:tab w:val="left" w:pos="1832"/>
+          <w:tab w:val="left" w:pos="2748"/>
+          <w:tab w:val="left" w:pos="3664"/>
+          <w:tab w:val="left" w:pos="4580"/>
+          <w:tab w:val="left" w:pos="5496"/>
+          <w:tab w:val="left" w:pos="6412"/>
+          <w:tab w:val="left" w:pos="7328"/>
+          <w:tab w:val="left" w:pos="8244"/>
+          <w:tab w:val="left" w:pos="9160"/>
+          <w:tab w:val="left" w:pos="10076"/>
+          <w:tab w:val="left" w:pos="10992"/>
+          <w:tab w:val="left" w:pos="11908"/>
+          <w:tab w:val="left" w:pos="12824"/>
+          <w:tab w:val="left" w:pos="13740"/>
+          <w:tab w:val="left" w:pos="14656"/>
+        </w:tabs>
+        <w:spacing w:after="0" w:line="240" w:lineRule="auto"/>
+        <w:rPr>
+          <w:rFonts w:ascii="Courier New" w:eastAsia="Times New Roman" w:hAnsi="Courier New" w:cs="Courier New"/>
+          <w:kern w:val="0"/>
+          <w:sz w:val="22"/>
+          <w:szCs w:val="22"/>
+          <w:lang w:eastAsia="hr-HR"/>
+          <w14:ligatures w14:val="none"/>
+        </w:rPr>
+      </w:pPr>
+      <w:r>
+        <w:rPr>
+          <w:rFonts w:ascii="Courier New" w:eastAsia="Times New Roman" w:hAnsi="Courier New" w:cs="Courier New"/>
+          <w:kern w:val="0"/>
+          <w:sz w:val="22"/>
+          <w:szCs w:val="22"/>
+          <w:lang w:eastAsia="hr-HR"/>
+          <w14:ligatures w14:val="none"/>
+        </w:rPr>
+        <w:t xml:space="preserve">   </w:t>
+      </w:r>
+      <w:r>
+        <w:rPr>
+          <w:rFonts w:ascii="Courier New" w:eastAsia="Times New Roman" w:hAnsi="Courier New" w:cs="Courier New"/>
+          <w:kern w:val="0"/>
+          <w:sz w:val="22"/>
+          <w:szCs w:val="22"/>
+          <w:lang w:eastAsia="hr-HR"/>
+          <w14:ligatures w14:val="none"/>
+        </w:rPr>
+        <w:t xml:space="preserve"> ├── </w:t>
+      </w:r>
+      <w:proofErr w:type="spellStart"/>
+      <w:r>
+        <w:rPr>
+          <w:rFonts w:ascii="Courier New" w:eastAsia="Times New Roman" w:hAnsi="Courier New" w:cs="Courier New"/>
+          <w:kern w:val="0"/>
+          <w:sz w:val="22"/>
+          <w:szCs w:val="22"/>
+          <w:lang w:eastAsia="hr-HR"/>
+          <w14:ligatures w14:val="none"/>
+        </w:rPr>
+        <w:t>world</w:t>
+      </w:r>
+      <w:proofErr w:type="spellEnd"/>
+      <w:r>
+        <w:rPr>
+          <w:rFonts w:ascii="Courier New" w:eastAsia="Times New Roman" w:hAnsi="Courier New" w:cs="Courier New"/>
+          <w:kern w:val="0"/>
+          <w:sz w:val="22"/>
+          <w:szCs w:val="22"/>
+          <w:lang w:eastAsia="hr-HR"/>
+          <w14:ligatures w14:val="none"/>
+        </w:rPr>
+        <w:t xml:space="preserve">/       (Room, </w:t>
+      </w:r>
+      <w:proofErr w:type="spellStart"/>
+      <w:r>
+        <w:rPr>
+          <w:rFonts w:ascii="Courier New" w:eastAsia="Times New Roman" w:hAnsi="Courier New" w:cs="Courier New"/>
+          <w:kern w:val="0"/>
+          <w:sz w:val="22"/>
+          <w:szCs w:val="22"/>
+          <w:lang w:eastAsia="hr-HR"/>
+          <w14:ligatures w14:val="none"/>
+        </w:rPr>
+        <w:t>Door</w:t>
+      </w:r>
+      <w:proofErr w:type="spellEnd"/>
+      <w:r>
+        <w:rPr>
+          <w:rFonts w:ascii="Courier New" w:eastAsia="Times New Roman" w:hAnsi="Courier New" w:cs="Courier New"/>
+          <w:kern w:val="0"/>
+          <w:sz w:val="22"/>
+          <w:szCs w:val="22"/>
+          <w:lang w:eastAsia="hr-HR"/>
+          <w14:ligatures w14:val="none"/>
+        </w:rPr>
+        <w:t xml:space="preserve">, </w:t>
+      </w:r>
+      <w:proofErr w:type="spellStart"/>
+      <w:r>
+        <w:rPr>
+          <w:rFonts w:ascii="Courier New" w:eastAsia="Times New Roman" w:hAnsi="Courier New" w:cs="Courier New"/>
+          <w:kern w:val="0"/>
+          <w:sz w:val="22"/>
+          <w:szCs w:val="22"/>
+          <w:lang w:eastAsia="hr-HR"/>
+          <w14:ligatures w14:val="none"/>
+        </w:rPr>
+        <w:t>PickableItem</w:t>
+      </w:r>
+      <w:proofErr w:type="spellEnd"/>
+      <w:r>
+        <w:rPr>
+          <w:rFonts w:ascii="Courier New" w:eastAsia="Times New Roman" w:hAnsi="Courier New" w:cs="Courier New"/>
+          <w:kern w:val="0"/>
+          <w:sz w:val="22"/>
+          <w:szCs w:val="22"/>
+          <w:lang w:eastAsia="hr-HR"/>
+          <w14:ligatures w14:val="none"/>
+        </w:rPr>
+        <w:t>…</w:t>
+      </w:r>
+      <w:r>
+        <w:rPr>
+          <w:rFonts w:ascii="Courier New" w:eastAsia="Times New Roman" w:hAnsi="Courier New" w:cs="Courier New"/>
+          <w:kern w:val="0"/>
+          <w:sz w:val="22"/>
+          <w:szCs w:val="22"/>
+          <w:lang w:eastAsia="hr-HR"/>
+          <w14:ligatures w14:val="none"/>
+        </w:rPr>
+        <w:t>)</w:t>
+      </w:r>
+    </w:p>
+    <w:p>
+      <w:pPr>
+        <w:tabs>
+          <w:tab w:val="left" w:pos="916"/>
+          <w:tab w:val="left" w:pos="1832"/>
+          <w:tab w:val="left" w:pos="2748"/>
+          <w:tab w:val="left" w:pos="3664"/>
+          <w:tab w:val="left" w:pos="4580"/>
+          <w:tab w:val="left" w:pos="5496"/>
+          <w:tab w:val="left" w:pos="6412"/>
+          <w:tab w:val="left" w:pos="7328"/>
+          <w:tab w:val="left" w:pos="8244"/>
+          <w:tab w:val="left" w:pos="9160"/>
+          <w:tab w:val="left" w:pos="10076"/>
+          <w:tab w:val="left" w:pos="10992"/>
+          <w:tab w:val="left" w:pos="11908"/>
+          <w:tab w:val="left" w:pos="12824"/>
+          <w:tab w:val="left" w:pos="13740"/>
+          <w:tab w:val="left" w:pos="14656"/>
+        </w:tabs>
+        <w:spacing w:after="0" w:line="240" w:lineRule="auto"/>
+        <w:rPr>
+          <w:rFonts w:ascii="Courier New" w:eastAsia="Times New Roman" w:hAnsi="Courier New" w:cs="Courier New"/>
+          <w:kern w:val="0"/>
+          <w:sz w:val="22"/>
+          <w:szCs w:val="22"/>
+          <w:lang w:eastAsia="hr-HR"/>
+          <w14:ligatures w14:val="none"/>
+        </w:rPr>
+      </w:pPr>
+      <w:r>
+        <w:rPr>
+          <w:rFonts w:ascii="Courier New" w:eastAsia="Times New Roman" w:hAnsi="Courier New" w:cs="Courier New"/>
+          <w:kern w:val="0"/>
+          <w:sz w:val="22"/>
+          <w:szCs w:val="22"/>
+          <w:lang w:eastAsia="hr-HR"/>
+          <w14:ligatures w14:val="none"/>
+        </w:rPr>
+        <w:t xml:space="preserve">   </w:t>
+      </w:r>
+      <w:r>
+        <w:rPr>
+          <w:rFonts w:ascii="Courier New" w:eastAsia="Times New Roman" w:hAnsi="Courier New" w:cs="Courier New"/>
+          <w:kern w:val="0"/>
+          <w:sz w:val="22"/>
+          <w:szCs w:val="22"/>
+          <w:lang w:eastAsia="hr-HR"/>
+          <w14:ligatures w14:val="none"/>
+        </w:rPr>
+        <w:t xml:space="preserve"> ├── </w:t>
+      </w:r>
+      <w:proofErr w:type="spellStart"/>
+      <w:r>
+        <w:rPr>
+          <w:rFonts w:ascii="Courier New" w:eastAsia="Times New Roman" w:hAnsi="Courier New" w:cs="Courier New"/>
+          <w:kern w:val="0"/>
+          <w:sz w:val="22"/>
+          <w:szCs w:val="22"/>
+          <w:lang w:eastAsia="hr-HR"/>
+          <w14:ligatures w14:val="none"/>
+        </w:rPr>
+        <w:t>interaction</w:t>
+      </w:r>
+      <w:proofErr w:type="spellEnd"/>
+      <w:r>
+        <w:rPr>
+          <w:rFonts w:ascii="Courier New" w:eastAsia="Times New Roman" w:hAnsi="Courier New" w:cs="Courier New"/>
+          <w:kern w:val="0"/>
+          <w:sz w:val="22"/>
+          <w:szCs w:val="22"/>
+          <w:lang w:eastAsia="hr-HR"/>
+          <w14:ligatures w14:val="none"/>
+        </w:rPr>
+        <w:t>/ (</w:t>
+      </w:r>
+      <w:proofErr w:type="spellStart"/>
+      <w:r>
+        <w:rPr>
+          <w:rFonts w:ascii="Courier New" w:eastAsia="Times New Roman" w:hAnsi="Courier New" w:cs="Courier New"/>
+          <w:kern w:val="0"/>
+          <w:sz w:val="22"/>
+          <w:szCs w:val="22"/>
+          <w:lang w:eastAsia="hr-HR"/>
+          <w14:ligatures w14:val="none"/>
+        </w:rPr>
+        <w:t>InteractionSystem</w:t>
+      </w:r>
+      <w:proofErr w:type="spellEnd"/>
+      <w:r>
+        <w:rPr>
+          <w:rFonts w:ascii="Courier New" w:eastAsia="Times New Roman" w:hAnsi="Courier New" w:cs="Courier New"/>
+          <w:kern w:val="0"/>
+          <w:sz w:val="22"/>
+          <w:szCs w:val="22"/>
+          <w:lang w:eastAsia="hr-HR"/>
+          <w14:ligatures w14:val="none"/>
+        </w:rPr>
+        <w:t>,</w:t>
+      </w:r>
+      <w:r>
+        <w:rPr>
+          <w:rFonts w:ascii="Courier New" w:eastAsia="Times New Roman" w:hAnsi="Courier New" w:cs="Courier New"/>
+          <w:kern w:val="0"/>
+          <w:sz w:val="22"/>
+          <w:szCs w:val="22"/>
+          <w:lang w:eastAsia="hr-HR"/>
+          <w14:ligatures w14:val="none"/>
+        </w:rPr>
+        <w:t xml:space="preserve"> </w:t>
+      </w:r>
+      <w:proofErr w:type="spellStart"/>
+      <w:r>
+        <w:rPr>
+          <w:rFonts w:ascii="Courier New" w:eastAsia="Times New Roman" w:hAnsi="Courier New" w:cs="Courier New"/>
+          <w:kern w:val="0"/>
+          <w:sz w:val="22"/>
+          <w:szCs w:val="22"/>
+          <w:lang w:eastAsia="hr-HR"/>
+          <w14:ligatures w14:val="none"/>
+        </w:rPr>
+        <w:t>Interactable</w:t>
+      </w:r>
+      <w:proofErr w:type="spellEnd"/>
+      <w:r>
+        <w:rPr>
+          <w:rFonts w:ascii="Courier New" w:eastAsia="Times New Roman" w:hAnsi="Courier New" w:cs="Courier New"/>
+          <w:kern w:val="0"/>
+          <w:sz w:val="22"/>
+          <w:szCs w:val="22"/>
+          <w:lang w:eastAsia="hr-HR"/>
+          <w14:ligatures w14:val="none"/>
+        </w:rPr>
+        <w:t>…</w:t>
+      </w:r>
+      <w:r>
+        <w:rPr>
+          <w:rFonts w:ascii="Courier New" w:eastAsia="Times New Roman" w:hAnsi="Courier New" w:cs="Courier New"/>
+          <w:kern w:val="0"/>
+          <w:sz w:val="22"/>
+          <w:szCs w:val="22"/>
+          <w:lang w:eastAsia="hr-HR"/>
+          <w14:ligatures w14:val="none"/>
+        </w:rPr>
+        <w:t>)</w:t>
+      </w:r>
+    </w:p>
+    <w:p>
+      <w:pPr>
+        <w:tabs>
+          <w:tab w:val="left" w:pos="916"/>
+          <w:tab w:val="left" w:pos="1832"/>
+          <w:tab w:val="left" w:pos="2748"/>
+          <w:tab w:val="left" w:pos="3664"/>
+          <w:tab w:val="left" w:pos="4580"/>
+          <w:tab w:val="left" w:pos="5496"/>
+          <w:tab w:val="left" w:pos="6412"/>
+          <w:tab w:val="left" w:pos="7328"/>
+          <w:tab w:val="left" w:pos="8244"/>
+          <w:tab w:val="left" w:pos="9160"/>
+          <w:tab w:val="left" w:pos="10076"/>
+          <w:tab w:val="left" w:pos="10992"/>
+          <w:tab w:val="left" w:pos="11908"/>
+          <w:tab w:val="left" w:pos="12824"/>
+          <w:tab w:val="left" w:pos="13740"/>
+          <w:tab w:val="left" w:pos="14656"/>
+        </w:tabs>
+        <w:spacing w:after="0" w:line="240" w:lineRule="auto"/>
+        <w:rPr>
+          <w:rFonts w:ascii="Courier New" w:eastAsia="Times New Roman" w:hAnsi="Courier New" w:cs="Courier New"/>
+          <w:kern w:val="0"/>
+          <w:sz w:val="22"/>
+          <w:szCs w:val="22"/>
+          <w:lang w:eastAsia="hr-HR"/>
+          <w14:ligatures w14:val="none"/>
+        </w:rPr>
+      </w:pPr>
+      <w:r>
+        <w:rPr>
+          <w:rFonts w:ascii="Courier New" w:eastAsia="Times New Roman" w:hAnsi="Courier New" w:cs="Courier New"/>
+          <w:kern w:val="0"/>
+          <w:sz w:val="22"/>
+          <w:szCs w:val="22"/>
+          <w:lang w:eastAsia="hr-HR"/>
+          <w14:ligatures w14:val="none"/>
+        </w:rPr>
+        <w:t xml:space="preserve">   </w:t>
+      </w:r>
+      <w:r>
+        <w:rPr>
+          <w:rFonts w:ascii="Courier New" w:eastAsia="Times New Roman" w:hAnsi="Courier New" w:cs="Courier New"/>
+          <w:kern w:val="0"/>
+          <w:sz w:val="22"/>
+          <w:szCs w:val="22"/>
+          <w:lang w:eastAsia="hr-HR"/>
+          <w14:ligatures w14:val="none"/>
+        </w:rPr>
+        <w:t xml:space="preserve"> ├── </w:t>
+      </w:r>
+      <w:proofErr w:type="spellStart"/>
+      <w:r>
+        <w:rPr>
+          <w:rFonts w:ascii="Courier New" w:eastAsia="Times New Roman" w:hAnsi="Courier New" w:cs="Courier New"/>
+          <w:kern w:val="0"/>
+          <w:sz w:val="22"/>
+          <w:szCs w:val="22"/>
+          <w:lang w:eastAsia="hr-HR"/>
+          <w14:ligatures w14:val="none"/>
+        </w:rPr>
+        <w:t>utils</w:t>
+      </w:r>
+      <w:proofErr w:type="spellEnd"/>
+      <w:r>
+        <w:rPr>
+          <w:rFonts w:ascii="Courier New" w:eastAsia="Times New Roman" w:hAnsi="Courier New" w:cs="Courier New"/>
+          <w:kern w:val="0"/>
+          <w:sz w:val="22"/>
+          <w:szCs w:val="22"/>
+          <w:lang w:eastAsia="hr-HR"/>
+          <w14:ligatures w14:val="none"/>
+        </w:rPr>
+        <w:t>/       (</w:t>
+      </w:r>
+      <w:proofErr w:type="spellStart"/>
+      <w:r>
+        <w:rPr>
+          <w:rFonts w:ascii="Courier New" w:eastAsia="Times New Roman" w:hAnsi="Courier New" w:cs="Courier New"/>
+          <w:kern w:val="0"/>
+          <w:sz w:val="22"/>
+          <w:szCs w:val="22"/>
+          <w:lang w:eastAsia="hr-HR"/>
+          <w14:ligatures w14:val="none"/>
+        </w:rPr>
+        <w:t>Collision</w:t>
+      </w:r>
+      <w:proofErr w:type="spellEnd"/>
+      <w:r>
+        <w:rPr>
+          <w:rFonts w:ascii="Courier New" w:eastAsia="Times New Roman" w:hAnsi="Courier New" w:cs="Courier New"/>
+          <w:kern w:val="0"/>
+          <w:sz w:val="22"/>
+          <w:szCs w:val="22"/>
+          <w:lang w:eastAsia="hr-HR"/>
+          <w14:ligatures w14:val="none"/>
+        </w:rPr>
+        <w:t>)</w:t>
+      </w:r>
+    </w:p>
+    <w:p>
+      <w:pPr>
+        <w:tabs>
+          <w:tab w:val="left" w:pos="916"/>
+          <w:tab w:val="left" w:pos="1832"/>
+          <w:tab w:val="left" w:pos="2748"/>
+          <w:tab w:val="left" w:pos="3664"/>
+          <w:tab w:val="left" w:pos="4580"/>
+          <w:tab w:val="left" w:pos="5496"/>
+          <w:tab w:val="left" w:pos="6412"/>
+          <w:tab w:val="left" w:pos="7328"/>
+          <w:tab w:val="left" w:pos="8244"/>
+          <w:tab w:val="left" w:pos="9160"/>
+          <w:tab w:val="left" w:pos="10076"/>
+          <w:tab w:val="left" w:pos="10992"/>
+          <w:tab w:val="left" w:pos="11908"/>
+          <w:tab w:val="left" w:pos="12824"/>
+          <w:tab w:val="left" w:pos="13740"/>
+          <w:tab w:val="left" w:pos="14656"/>
+        </w:tabs>
+        <w:spacing w:after="0" w:line="240" w:lineRule="auto"/>
+        <w:rPr>
+          <w:rFonts w:ascii="Courier New" w:eastAsia="Times New Roman" w:hAnsi="Courier New" w:cs="Courier New"/>
+          <w:kern w:val="0"/>
+          <w:sz w:val="22"/>
+          <w:szCs w:val="22"/>
+          <w:lang w:eastAsia="hr-HR"/>
+          <w14:ligatures w14:val="none"/>
+        </w:rPr>
+      </w:pPr>
+      <w:r>
+        <w:rPr>
+          <w:rFonts w:ascii="Courier New" w:eastAsia="Times New Roman" w:hAnsi="Courier New" w:cs="Courier New"/>
+          <w:kern w:val="0"/>
+          <w:sz w:val="22"/>
+          <w:szCs w:val="22"/>
+          <w:lang w:eastAsia="hr-HR"/>
+          <w14:ligatures w14:val="none"/>
+        </w:rPr>
+        <w:t xml:space="preserve">   </w:t>
+      </w:r>
+      <w:r>
+        <w:rPr>
+          <w:rFonts w:ascii="Courier New" w:eastAsia="Times New Roman" w:hAnsi="Courier New" w:cs="Courier New"/>
+          <w:kern w:val="0"/>
+          <w:sz w:val="22"/>
+          <w:szCs w:val="22"/>
+          <w:lang w:eastAsia="hr-HR"/>
+          <w14:ligatures w14:val="none"/>
+        </w:rPr>
+        <w:t xml:space="preserve"> └── </w:t>
+      </w:r>
+      <w:proofErr w:type="spellStart"/>
+      <w:r>
+        <w:rPr>
+          <w:rFonts w:ascii="Courier New" w:eastAsia="Times New Roman" w:hAnsi="Courier New" w:cs="Courier New"/>
+          <w:kern w:val="0"/>
+          <w:sz w:val="22"/>
+          <w:szCs w:val="22"/>
+          <w:lang w:eastAsia="hr-HR"/>
+          <w14:ligatures w14:val="none"/>
+        </w:rPr>
+        <w:t>ui</w:t>
+      </w:r>
+      <w:proofErr w:type="spellEnd"/>
+      <w:r>
+        <w:rPr>
+          <w:rFonts w:ascii="Courier New" w:eastAsia="Times New Roman" w:hAnsi="Courier New" w:cs="Courier New"/>
+          <w:kern w:val="0"/>
+          <w:sz w:val="22"/>
+          <w:szCs w:val="22"/>
+          <w:lang w:eastAsia="hr-HR"/>
+          <w14:ligatures w14:val="none"/>
+        </w:rPr>
+        <w:t>/          (UI logika)</w:t>
+      </w:r>
+    </w:p>
+    <w:p>
+      <w:pPr>
+        <w:rPr>
+          <w:rFonts w:ascii="Arial" w:hAnsi="Arial" w:cs="Arial"/>
+        </w:rPr>
+      </w:pPr>
+    </w:p>
+    <w:p>
+      <w:pPr>
+        <w:rPr>
+          <w:rFonts w:ascii="Arial" w:hAnsi="Arial" w:cs="Arial"/>
+        </w:rPr>
+      </w:pPr>
+      <w:r>
+        <w:rPr>
+          <w:rFonts w:ascii="Arial" w:hAnsi="Arial" w:cs="Arial"/>
+        </w:rPr>
+        <w:t>U nastavku slijede implementacijski detalji.</w:t>
+      </w:r>
+    </w:p>
+    <w:p>
+      <w:pPr>
+        <w:pStyle w:val="Odlomakpopisa"/>
+        <w:numPr>
+          <w:ilvl w:val="1"/>
+          <w:numId w:val="1"/>
+        </w:numPr>
         <w:rPr>
           <w:rFonts w:ascii="Arial" w:hAnsi="Arial" w:cs="Arial"/>
           <w:b/>
           <w:bCs/>
-          <w:sz w:val="36"/>
-          <w:szCs w:val="36"/>
-        </w:rPr>
-      </w:pPr>
-    </w:p>
-    <w:p>
-      <w:pPr>
-        <w:rPr>
-          <w:rFonts w:ascii="Arial" w:hAnsi="Arial" w:cs="Arial"/>
-        </w:rPr>
-      </w:pPr>
+          <w:sz w:val="28"/>
+          <w:szCs w:val="28"/>
+        </w:rPr>
+      </w:pPr>
+      <w:r>
+        <w:rPr>
+          <w:rFonts w:ascii="Arial" w:hAnsi="Arial" w:cs="Arial"/>
+          <w:b/>
+          <w:bCs/>
+          <w:sz w:val="28"/>
+          <w:szCs w:val="28"/>
+        </w:rPr>
+        <w:t>Stvaranje i učitavanje scene</w:t>
+      </w:r>
+    </w:p>
+    <w:p>
+      <w:pPr>
+        <w:ind w:left="360"/>
+        <w:rPr>
+          <w:rFonts w:ascii="Arial" w:hAnsi="Arial" w:cs="Arial"/>
+        </w:rPr>
+      </w:pPr>
+      <w:r>
+        <w:rPr>
+          <w:rFonts w:ascii="Arial" w:hAnsi="Arial" w:cs="Arial"/>
+        </w:rPr>
+        <w:t xml:space="preserve">Cjelokupna prostorija modelirana je u alatu Blender te izvezena u GLB format. Nakon učitavanja scene pomoću </w:t>
+      </w:r>
+      <w:proofErr w:type="spellStart"/>
+      <w:r>
+        <w:rPr>
+          <w:rFonts w:ascii="Arial" w:hAnsi="Arial" w:cs="Arial"/>
+        </w:rPr>
+        <w:t>GLTFLoader</w:t>
+      </w:r>
+      <w:proofErr w:type="spellEnd"/>
+      <w:r>
+        <w:rPr>
+          <w:rFonts w:ascii="Arial" w:hAnsi="Arial" w:cs="Arial"/>
+        </w:rPr>
+        <w:t>-a, svi objekti se prolaze i prema imenu ili oznakama razvrstavaju u:</w:t>
+      </w:r>
+    </w:p>
+    <w:p>
+      <w:pPr>
+        <w:pStyle w:val="Odlomakpopisa"/>
+        <w:numPr>
+          <w:ilvl w:val="0"/>
+          <w:numId w:val="5"/>
+        </w:numPr>
+        <w:ind w:left="1080"/>
+        <w:rPr>
+          <w:rFonts w:ascii="Arial" w:hAnsi="Arial" w:cs="Arial"/>
+        </w:rPr>
+      </w:pPr>
+      <w:r>
+        <w:rPr>
+          <w:rFonts w:ascii="Arial" w:hAnsi="Arial" w:cs="Arial"/>
+        </w:rPr>
+        <w:t>objekte za koliziju,</w:t>
+      </w:r>
+    </w:p>
+    <w:p>
+      <w:pPr>
+        <w:pStyle w:val="Odlomakpopisa"/>
+        <w:numPr>
+          <w:ilvl w:val="0"/>
+          <w:numId w:val="5"/>
+        </w:numPr>
+        <w:ind w:left="1080"/>
+        <w:rPr>
+          <w:rFonts w:ascii="Arial" w:hAnsi="Arial" w:cs="Arial"/>
+        </w:rPr>
+      </w:pPr>
+      <w:r>
+        <w:rPr>
+          <w:rFonts w:ascii="Arial" w:hAnsi="Arial" w:cs="Arial"/>
+        </w:rPr>
+        <w:t>interaktivne objekte,</w:t>
+      </w:r>
+    </w:p>
+    <w:p>
+      <w:pPr>
+        <w:pStyle w:val="Odlomakpopisa"/>
+        <w:numPr>
+          <w:ilvl w:val="0"/>
+          <w:numId w:val="5"/>
+        </w:numPr>
+        <w:ind w:left="1080"/>
+        <w:rPr>
+          <w:rFonts w:ascii="Arial" w:hAnsi="Arial" w:cs="Arial"/>
+        </w:rPr>
+      </w:pPr>
+      <w:r>
+        <w:rPr>
+          <w:rFonts w:ascii="Arial" w:hAnsi="Arial" w:cs="Arial"/>
+        </w:rPr>
+        <w:t>predmete koje je moguće pokupiti.</w:t>
+      </w:r>
+    </w:p>
+    <w:p>
+      <w:pPr>
+        <w:ind w:left="360"/>
+        <w:rPr>
+          <w:rFonts w:ascii="Arial" w:hAnsi="Arial" w:cs="Arial"/>
+        </w:rPr>
+      </w:pPr>
+      <w:r>
+        <w:rPr>
+          <w:rFonts w:ascii="Arial" w:hAnsi="Arial" w:cs="Arial"/>
+        </w:rPr>
+        <w:t>Na taj način se već iz samog 3D alata definira logika ponašanja objekata u igri.</w:t>
+      </w:r>
+    </w:p>
+    <w:p>
+      <w:pPr>
+        <w:ind w:left="360"/>
+        <w:rPr>
+          <w:rFonts w:ascii="Arial" w:hAnsi="Arial" w:cs="Arial"/>
+        </w:rPr>
+      </w:pPr>
+      <w:r>
+        <w:rPr>
+          <w:rFonts w:ascii="Arial" w:hAnsi="Arial" w:cs="Arial"/>
+        </w:rPr>
+        <w:drawing>
+          <wp:inline distT="0" distB="0" distL="0" distR="0" wp14:anchorId="38AFDE35" wp14:editId="62907940">
+            <wp:extent cx="5731510" cy="2988310"/>
+            <wp:effectExtent l="0" t="0" r="2540" b="2540"/>
+            <wp:docPr id="508277336" name="Slika 1" descr="Slika na kojoj se prikazuje snimka zaslona, grafički softver, Multimedijski softver, softver&#10;&#10;Sadržaj generiran uz AI možda nije točan."/>
+            <wp:cNvGraphicFramePr>
+              <a:graphicFrameLocks xmlns:a="http://schemas.openxmlformats.org/drawingml/2006/main" noChangeAspect="1"/>
+            </wp:cNvGraphicFramePr>
+            <a:graphic xmlns:a="http://schemas.openxmlformats.org/drawingml/2006/main">
+              <a:graphicData uri="http://schemas.openxmlformats.org/drawingml/2006/picture">
+                <pic:pic xmlns:pic="http://schemas.openxmlformats.org/drawingml/2006/picture">
+                  <pic:nvPicPr>
+                    <pic:cNvPr id="508277336" name="Slika 1" descr="Slika na kojoj se prikazuje snimka zaslona, grafički softver, Multimedijski softver, softver&#10;&#10;Sadržaj generiran uz AI možda nije točan."/>
+                    <pic:cNvPicPr/>
+                  </pic:nvPicPr>
+                  <pic:blipFill>
+                    <a:blip r:embed="rId7"/>
+                    <a:stretch>
+                      <a:fillRect/>
+                    </a:stretch>
+                  </pic:blipFill>
+                  <pic:spPr>
+                    <a:xfrm>
+                      <a:off x="0" y="0"/>
+                      <a:ext cx="5731510" cy="2988310"/>
+                    </a:xfrm>
+                    <a:prstGeom prst="rect">
+                      <a:avLst/>
+                    </a:prstGeom>
+                  </pic:spPr>
+                </pic:pic>
+              </a:graphicData>
+            </a:graphic>
+          </wp:inline>
+        </w:drawing>
+      </w:r>
+    </w:p>
+    <w:p>
+      <w:pPr>
+        <w:ind w:left="360"/>
+        <w:jc w:val="center"/>
+        <w:rPr>
+          <w:rFonts w:ascii="Arial" w:hAnsi="Arial" w:cs="Arial"/>
+          <w:sz w:val="20"/>
+          <w:szCs w:val="20"/>
+        </w:rPr>
+      </w:pPr>
+      <w:r>
+        <w:rPr>
+          <w:rFonts w:ascii="Arial" w:hAnsi="Arial" w:cs="Arial"/>
+          <w:sz w:val="20"/>
+          <w:szCs w:val="20"/>
+        </w:rPr>
+        <w:t>Slika 3. Scena modelirana u Blenderu</w:t>
+      </w:r>
+    </w:p>
+    <w:p>
+      <w:pPr>
+        <w:rPr>
+          <w:rFonts w:ascii="Arial" w:hAnsi="Arial" w:cs="Arial"/>
+        </w:rPr>
+      </w:pPr>
+    </w:p>
+    <w:p>
+      <w:pPr>
+        <w:rPr>
+          <w:rFonts w:ascii="Arial" w:hAnsi="Arial" w:cs="Arial"/>
+        </w:rPr>
+      </w:pPr>
+    </w:p>
+    <w:p>
+      <w:pPr>
+        <w:rPr>
+          <w:rFonts w:ascii="Arial" w:hAnsi="Arial" w:cs="Arial"/>
+        </w:rPr>
+      </w:pPr>
+    </w:p>
+    <w:p>
+      <w:pPr>
+        <w:pStyle w:val="Odlomakpopisa"/>
+        <w:numPr>
+          <w:ilvl w:val="1"/>
+          <w:numId w:val="1"/>
+        </w:numPr>
+        <w:rPr>
+          <w:rFonts w:ascii="Arial" w:hAnsi="Arial" w:cs="Arial"/>
+          <w:b/>
+          <w:bCs/>
+          <w:sz w:val="28"/>
+          <w:szCs w:val="28"/>
+        </w:rPr>
+      </w:pPr>
+      <w:r>
+        <w:rPr>
+          <w:rFonts w:ascii="Arial" w:hAnsi="Arial" w:cs="Arial"/>
+          <w:b/>
+          <w:bCs/>
+          <w:sz w:val="28"/>
+          <w:szCs w:val="28"/>
+        </w:rPr>
+        <w:lastRenderedPageBreak/>
+        <w:t>Sustav igrača</w:t>
+      </w:r>
+    </w:p>
+    <w:p>
+      <w:pPr>
+        <w:ind w:left="360"/>
+        <w:rPr>
+          <w:rFonts w:ascii="Arial" w:hAnsi="Arial" w:cs="Arial"/>
+        </w:rPr>
+      </w:pPr>
+      <w:r>
+        <w:rPr>
+          <w:rFonts w:ascii="Arial" w:hAnsi="Arial" w:cs="Arial"/>
+        </w:rPr>
+        <w:t>Igrač je implementiran kao objekt koji sadrži kameru iz perspektive prvog lica, sustav za upravljanje mišem (</w:t>
+      </w:r>
+      <w:proofErr w:type="spellStart"/>
+      <w:r>
+        <w:rPr>
+          <w:rFonts w:ascii="Arial" w:hAnsi="Arial" w:cs="Arial"/>
+        </w:rPr>
+        <w:t>pointer</w:t>
+      </w:r>
+      <w:proofErr w:type="spellEnd"/>
+      <w:r>
+        <w:rPr>
+          <w:rFonts w:ascii="Arial" w:hAnsi="Arial" w:cs="Arial"/>
+        </w:rPr>
+        <w:t xml:space="preserve"> </w:t>
+      </w:r>
+      <w:proofErr w:type="spellStart"/>
+      <w:r>
+        <w:rPr>
+          <w:rFonts w:ascii="Arial" w:hAnsi="Arial" w:cs="Arial"/>
+        </w:rPr>
+        <w:t>lock</w:t>
+      </w:r>
+      <w:proofErr w:type="spellEnd"/>
+      <w:r>
+        <w:rPr>
+          <w:rFonts w:ascii="Arial" w:hAnsi="Arial" w:cs="Arial"/>
+        </w:rPr>
+        <w:t xml:space="preserve">), </w:t>
+      </w:r>
+      <w:proofErr w:type="spellStart"/>
+      <w:r>
+        <w:rPr>
+          <w:rFonts w:ascii="Arial" w:hAnsi="Arial" w:cs="Arial"/>
+        </w:rPr>
+        <w:t>raycaster</w:t>
+      </w:r>
+      <w:proofErr w:type="spellEnd"/>
+      <w:r>
+        <w:rPr>
+          <w:rFonts w:ascii="Arial" w:hAnsi="Arial" w:cs="Arial"/>
+        </w:rPr>
+        <w:t xml:space="preserve"> za detekciju interakcija te sustav kretanja.</w:t>
+      </w:r>
+    </w:p>
+    <w:p>
+      <w:pPr>
+        <w:ind w:left="360"/>
+        <w:rPr>
+          <w:rFonts w:ascii="Arial" w:hAnsi="Arial" w:cs="Arial"/>
+        </w:rPr>
+      </w:pPr>
+      <w:r>
+        <w:rPr>
+          <w:rFonts w:ascii="Arial" w:hAnsi="Arial" w:cs="Arial"/>
+        </w:rPr>
+        <w:t>Kretanje se odvija u ravnini XZ, pri čemu se smjer izračunava na temelju orijentacije kamere. Dodatno je implementiran vizualni efekt pomicanja kamere (</w:t>
+      </w:r>
+      <w:proofErr w:type="spellStart"/>
+      <w:r>
+        <w:rPr>
+          <w:rFonts w:ascii="Arial" w:hAnsi="Arial" w:cs="Arial"/>
+        </w:rPr>
+        <w:t>head</w:t>
+      </w:r>
+      <w:proofErr w:type="spellEnd"/>
+      <w:r>
+        <w:rPr>
+          <w:rFonts w:ascii="Arial" w:hAnsi="Arial" w:cs="Arial"/>
+        </w:rPr>
+        <w:t xml:space="preserve"> bob) kako bi se simulirao prirodniji hod.</w:t>
+      </w:r>
+    </w:p>
+    <w:p>
+      <w:pPr>
+        <w:rPr>
+          <w:rFonts w:ascii="Arial" w:hAnsi="Arial" w:cs="Arial"/>
+        </w:rPr>
+      </w:pPr>
+    </w:p>
+    <w:p>
+      <w:pPr>
+        <w:pStyle w:val="Odlomakpopisa"/>
+        <w:numPr>
+          <w:ilvl w:val="1"/>
+          <w:numId w:val="1"/>
+        </w:numPr>
+        <w:rPr>
+          <w:rFonts w:ascii="Arial" w:hAnsi="Arial" w:cs="Arial"/>
+          <w:b/>
+          <w:bCs/>
+          <w:sz w:val="28"/>
+          <w:szCs w:val="28"/>
+        </w:rPr>
+      </w:pPr>
+      <w:r>
+        <w:rPr>
+          <w:rFonts w:ascii="Arial" w:hAnsi="Arial" w:cs="Arial"/>
+          <w:b/>
+          <w:bCs/>
+          <w:sz w:val="28"/>
+          <w:szCs w:val="28"/>
+        </w:rPr>
+        <w:t>Sustav interakcije</w:t>
+      </w:r>
+    </w:p>
+    <w:p>
+      <w:pPr>
+        <w:ind w:left="360"/>
+        <w:rPr>
+          <w:rFonts w:ascii="Arial" w:hAnsi="Arial" w:cs="Arial"/>
+        </w:rPr>
+      </w:pPr>
+      <w:r>
+        <w:rPr>
+          <w:rFonts w:ascii="Arial" w:hAnsi="Arial" w:cs="Arial"/>
+        </w:rPr>
+        <w:t xml:space="preserve">Iz kamere se u svakom </w:t>
+      </w:r>
+      <w:r>
+        <w:rPr>
+          <w:rFonts w:ascii="Arial" w:hAnsi="Arial" w:cs="Arial"/>
+        </w:rPr>
+        <w:t>kadru</w:t>
+      </w:r>
+      <w:r>
+        <w:rPr>
+          <w:rFonts w:ascii="Arial" w:hAnsi="Arial" w:cs="Arial"/>
+        </w:rPr>
+        <w:t xml:space="preserve"> emitira zraka (</w:t>
+      </w:r>
+      <w:proofErr w:type="spellStart"/>
+      <w:r>
+        <w:rPr>
+          <w:rFonts w:ascii="Arial" w:hAnsi="Arial" w:cs="Arial"/>
+        </w:rPr>
+        <w:t>raycaster</w:t>
+      </w:r>
+      <w:proofErr w:type="spellEnd"/>
+      <w:r>
+        <w:rPr>
+          <w:rFonts w:ascii="Arial" w:hAnsi="Arial" w:cs="Arial"/>
+        </w:rPr>
+        <w:t>). Ako zraka pogodi interaktivni objekt unutar definirane udaljenosti:</w:t>
+      </w:r>
+    </w:p>
+    <w:p>
+      <w:pPr>
+        <w:pStyle w:val="Odlomakpopisa"/>
+        <w:numPr>
+          <w:ilvl w:val="0"/>
+          <w:numId w:val="6"/>
+        </w:numPr>
+        <w:rPr>
+          <w:rFonts w:ascii="Arial" w:hAnsi="Arial" w:cs="Arial"/>
+        </w:rPr>
+      </w:pPr>
+      <w:r>
+        <w:rPr>
+          <w:rFonts w:ascii="Arial" w:hAnsi="Arial" w:cs="Arial"/>
+        </w:rPr>
+        <w:t>objekt se vizualno označava,</w:t>
+      </w:r>
+    </w:p>
+    <w:p>
+      <w:pPr>
+        <w:pStyle w:val="Odlomakpopisa"/>
+        <w:numPr>
+          <w:ilvl w:val="0"/>
+          <w:numId w:val="6"/>
+        </w:numPr>
+        <w:rPr>
+          <w:rFonts w:ascii="Arial" w:hAnsi="Arial" w:cs="Arial"/>
+        </w:rPr>
+      </w:pPr>
+      <w:r>
+        <w:rPr>
+          <w:rFonts w:ascii="Arial" w:hAnsi="Arial" w:cs="Arial"/>
+        </w:rPr>
+        <w:t>prikazuje se poruka "Press E",</w:t>
+      </w:r>
+    </w:p>
+    <w:p>
+      <w:pPr>
+        <w:pStyle w:val="Odlomakpopisa"/>
+        <w:numPr>
+          <w:ilvl w:val="0"/>
+          <w:numId w:val="6"/>
+        </w:numPr>
+        <w:rPr>
+          <w:rFonts w:ascii="Arial" w:hAnsi="Arial" w:cs="Arial"/>
+        </w:rPr>
+      </w:pPr>
+      <w:r>
+        <w:rPr>
+          <w:rFonts w:ascii="Arial" w:hAnsi="Arial" w:cs="Arial"/>
+        </w:rPr>
+        <w:t>omogućuje se izvršavanje interakcije.</w:t>
+      </w:r>
+    </w:p>
+    <w:p>
+      <w:pPr>
+        <w:ind w:left="360"/>
+        <w:rPr>
+          <w:rFonts w:ascii="Arial" w:hAnsi="Arial" w:cs="Arial"/>
+        </w:rPr>
+      </w:pPr>
+      <w:r>
+        <w:rPr>
+          <w:rFonts w:ascii="Arial" w:hAnsi="Arial" w:cs="Arial"/>
+        </w:rPr>
+        <w:t>Ovaj mehanizam koristi se za vrata, predmete, lonac i napitak.</w:t>
+      </w:r>
+    </w:p>
+    <w:p>
+      <w:pPr>
+        <w:ind w:left="360"/>
+        <w:rPr>
+          <w:rFonts w:ascii="Arial" w:hAnsi="Arial" w:cs="Arial"/>
+        </w:rPr>
+      </w:pPr>
+    </w:p>
+    <w:p>
+      <w:pPr>
+        <w:pStyle w:val="Odlomakpopisa"/>
+        <w:numPr>
+          <w:ilvl w:val="1"/>
+          <w:numId w:val="1"/>
+        </w:numPr>
+        <w:rPr>
+          <w:rFonts w:ascii="Arial" w:hAnsi="Arial" w:cs="Arial"/>
+          <w:b/>
+          <w:bCs/>
+          <w:sz w:val="28"/>
+          <w:szCs w:val="28"/>
+        </w:rPr>
+      </w:pPr>
+      <w:r>
+        <w:rPr>
+          <w:rFonts w:ascii="Arial" w:hAnsi="Arial" w:cs="Arial"/>
+          <w:b/>
+          <w:bCs/>
+          <w:sz w:val="28"/>
+          <w:szCs w:val="28"/>
+        </w:rPr>
+        <w:t>S</w:t>
+      </w:r>
+      <w:r>
+        <w:rPr>
+          <w:rFonts w:ascii="Arial" w:hAnsi="Arial" w:cs="Arial"/>
+          <w:b/>
+          <w:bCs/>
+          <w:sz w:val="28"/>
+          <w:szCs w:val="28"/>
+        </w:rPr>
+        <w:t>ustav sudara</w:t>
+      </w:r>
+    </w:p>
+    <w:p>
+      <w:pPr>
+        <w:ind w:left="360"/>
+        <w:rPr>
+          <w:rFonts w:ascii="Arial" w:hAnsi="Arial" w:cs="Arial"/>
+        </w:rPr>
+      </w:pPr>
+      <w:r>
+        <w:rPr>
+          <w:rFonts w:ascii="Arial" w:hAnsi="Arial" w:cs="Arial"/>
+        </w:rPr>
+        <w:t>Za detekciju sudara koristi se sustav osno poravnatih graničnih okvira (AABB). Igrač i svi objekti imaju pridružene nevidljive kutije sudara. Prije svakog pomaka igrača provjerava se bi li nova pozicija rezultirala presjekom kutija.</w:t>
+      </w:r>
+    </w:p>
+    <w:p>
+      <w:pPr>
+        <w:ind w:left="360"/>
+        <w:rPr>
+          <w:rFonts w:ascii="Arial" w:hAnsi="Arial" w:cs="Arial"/>
+        </w:rPr>
+      </w:pPr>
+      <w:r>
+        <w:rPr>
+          <w:rFonts w:ascii="Arial" w:hAnsi="Arial" w:cs="Arial"/>
+        </w:rPr>
+        <w:t>Sudari se provjeravaju diskretno, tj. sustav uspoređuje samo trenutnu i sljedeću poziciju bez provjere putanje između.</w:t>
+      </w:r>
+    </w:p>
+    <w:p>
+      <w:pPr>
+        <w:ind w:left="360"/>
+        <w:rPr>
+          <w:rFonts w:ascii="Arial" w:hAnsi="Arial" w:cs="Arial"/>
+        </w:rPr>
+      </w:pPr>
+      <w:r>
+        <w:rPr>
+          <w:rFonts w:ascii="Arial" w:hAnsi="Arial" w:cs="Arial"/>
+        </w:rPr>
+        <w:t xml:space="preserve">Zbog toga je moguće, pri vrlo velikim brzinama, „preskočiti“ tanku prepreku između dva </w:t>
+      </w:r>
+      <w:r>
+        <w:rPr>
+          <w:rFonts w:ascii="Arial" w:hAnsi="Arial" w:cs="Arial"/>
+        </w:rPr>
+        <w:t>kadra</w:t>
+      </w:r>
+      <w:r>
+        <w:rPr>
+          <w:rFonts w:ascii="Arial" w:hAnsi="Arial" w:cs="Arial"/>
+        </w:rPr>
+        <w:t>. Ova pojava (</w:t>
+      </w:r>
+      <w:proofErr w:type="spellStart"/>
+      <w:r>
+        <w:rPr>
+          <w:rFonts w:ascii="Arial" w:hAnsi="Arial" w:cs="Arial"/>
+        </w:rPr>
+        <w:t>tunneling</w:t>
+      </w:r>
+      <w:proofErr w:type="spellEnd"/>
+      <w:r>
+        <w:rPr>
+          <w:rFonts w:ascii="Arial" w:hAnsi="Arial" w:cs="Arial"/>
+        </w:rPr>
+        <w:t>) namjerno je zadržana i predstavlja ključni element završne mehanike igre.</w:t>
+      </w:r>
+    </w:p>
+    <w:p>
+      <w:pPr>
+        <w:ind w:left="360"/>
+        <w:rPr>
+          <w:rFonts w:ascii="Arial" w:hAnsi="Arial" w:cs="Arial"/>
+        </w:rPr>
+      </w:pPr>
+    </w:p>
+    <w:p>
+      <w:pPr>
+        <w:pStyle w:val="Odlomakpopisa"/>
+        <w:numPr>
+          <w:ilvl w:val="1"/>
+          <w:numId w:val="1"/>
+        </w:numPr>
+        <w:rPr>
+          <w:rFonts w:ascii="Arial" w:hAnsi="Arial" w:cs="Arial"/>
+          <w:b/>
+          <w:bCs/>
+          <w:sz w:val="28"/>
+          <w:szCs w:val="28"/>
+        </w:rPr>
+      </w:pPr>
+      <w:r>
+        <w:rPr>
+          <w:rFonts w:ascii="Arial" w:hAnsi="Arial" w:cs="Arial"/>
+          <w:b/>
+          <w:bCs/>
+          <w:sz w:val="28"/>
+          <w:szCs w:val="28"/>
+        </w:rPr>
+        <w:t>Vrata</w:t>
+      </w:r>
+    </w:p>
+    <w:p>
+      <w:pPr>
+        <w:ind w:left="360"/>
+        <w:rPr>
+          <w:rFonts w:ascii="Arial" w:hAnsi="Arial" w:cs="Arial"/>
+        </w:rPr>
+      </w:pPr>
+      <w:r>
+        <w:rPr>
+          <w:rFonts w:ascii="Arial" w:hAnsi="Arial" w:cs="Arial"/>
+        </w:rPr>
+        <w:t xml:space="preserve">Vrata su modelirana s ispravno postavljenim pivotom u Blender-u te se u igri rotiraju oko osi šarke. Otvaranje i zatvaranje provodi se interpolacijom kuta rotacije, a vrata imaju i vizualni </w:t>
+      </w:r>
+      <w:r>
+        <w:rPr>
+          <w:rFonts w:ascii="Arial" w:hAnsi="Arial" w:cs="Arial"/>
+        </w:rPr>
+        <w:t xml:space="preserve">efekt </w:t>
+      </w:r>
+      <w:r>
+        <w:rPr>
+          <w:rFonts w:ascii="Arial" w:hAnsi="Arial" w:cs="Arial"/>
+        </w:rPr>
+        <w:t>koji označava mogućnost interakcije.</w:t>
+      </w:r>
+    </w:p>
+    <w:p>
+      <w:pPr>
+        <w:ind w:left="360"/>
+        <w:rPr>
+          <w:rFonts w:ascii="Arial" w:hAnsi="Arial" w:cs="Arial"/>
+        </w:rPr>
+      </w:pPr>
+    </w:p>
+    <w:p>
+      <w:pPr>
+        <w:ind w:left="360"/>
+        <w:rPr>
+          <w:rFonts w:ascii="Arial" w:hAnsi="Arial" w:cs="Arial"/>
+        </w:rPr>
+      </w:pPr>
+    </w:p>
+    <w:p>
+      <w:pPr>
+        <w:ind w:left="360"/>
+        <w:rPr>
+          <w:rFonts w:ascii="Arial" w:hAnsi="Arial" w:cs="Arial"/>
+        </w:rPr>
+      </w:pPr>
+    </w:p>
+    <w:p>
+      <w:pPr>
+        <w:pStyle w:val="Odlomakpopisa"/>
+        <w:numPr>
+          <w:ilvl w:val="1"/>
+          <w:numId w:val="1"/>
+        </w:numPr>
+        <w:rPr>
+          <w:rFonts w:ascii="Arial" w:hAnsi="Arial" w:cs="Arial"/>
+          <w:b/>
+          <w:bCs/>
+          <w:sz w:val="28"/>
+          <w:szCs w:val="28"/>
+        </w:rPr>
+      </w:pPr>
+      <w:r>
+        <w:rPr>
+          <w:rFonts w:ascii="Arial" w:hAnsi="Arial" w:cs="Arial"/>
+          <w:b/>
+          <w:bCs/>
+          <w:sz w:val="28"/>
+          <w:szCs w:val="28"/>
+        </w:rPr>
+        <w:lastRenderedPageBreak/>
+        <w:t>Recept, predmeti i napitak</w:t>
+      </w:r>
+    </w:p>
+    <w:p>
+      <w:pPr>
+        <w:ind w:left="360"/>
+        <w:rPr>
+          <w:rFonts w:ascii="Arial" w:hAnsi="Arial" w:cs="Arial"/>
+        </w:rPr>
+      </w:pPr>
+      <w:r>
+        <w:rPr>
+          <w:rFonts w:ascii="Arial" w:hAnsi="Arial" w:cs="Arial"/>
+        </w:rPr>
+        <w:t xml:space="preserve">Recept se automatski generira analizom scene. Svi objekti čije ime sadrži sufiks </w:t>
+      </w:r>
+      <w:r>
+        <w:rPr>
+          <w:rFonts w:ascii="Courier New" w:hAnsi="Courier New" w:cs="Courier New"/>
+        </w:rPr>
+        <w:t>_</w:t>
+      </w:r>
+      <w:proofErr w:type="spellStart"/>
+      <w:r>
+        <w:rPr>
+          <w:rFonts w:ascii="Courier New" w:hAnsi="Courier New" w:cs="Courier New"/>
+        </w:rPr>
+        <w:t>pickable</w:t>
+      </w:r>
+      <w:proofErr w:type="spellEnd"/>
+      <w:r>
+        <w:rPr>
+          <w:rFonts w:ascii="Arial" w:hAnsi="Arial" w:cs="Arial"/>
+        </w:rPr>
+        <w:t xml:space="preserve"> automatski se dodaju u popis potrebnih sastojaka.</w:t>
+      </w:r>
+    </w:p>
+    <w:p>
+      <w:pPr>
+        <w:ind w:left="360"/>
+        <w:rPr>
+          <w:rFonts w:ascii="Arial" w:hAnsi="Arial" w:cs="Arial"/>
+        </w:rPr>
+      </w:pPr>
+      <w:r>
+        <w:rPr>
+          <w:rFonts w:ascii="Arial" w:hAnsi="Arial" w:cs="Arial"/>
+        </w:rPr>
+        <w:t>Kada igrač pokupi predmet:</w:t>
+      </w:r>
+    </w:p>
+    <w:p>
+      <w:pPr>
+        <w:pStyle w:val="Odlomakpopisa"/>
+        <w:numPr>
+          <w:ilvl w:val="0"/>
+          <w:numId w:val="7"/>
+        </w:numPr>
+        <w:ind w:left="1080"/>
+        <w:rPr>
+          <w:rFonts w:ascii="Arial" w:hAnsi="Arial" w:cs="Arial"/>
+        </w:rPr>
+      </w:pPr>
+      <w:r>
+        <w:rPr>
+          <w:rFonts w:ascii="Arial" w:hAnsi="Arial" w:cs="Arial"/>
+        </w:rPr>
+        <w:t>objekt se uklanja iz scene,</w:t>
+      </w:r>
+    </w:p>
+    <w:p>
+      <w:pPr>
+        <w:pStyle w:val="Odlomakpopisa"/>
+        <w:numPr>
+          <w:ilvl w:val="0"/>
+          <w:numId w:val="7"/>
+        </w:numPr>
+        <w:ind w:left="1080"/>
+        <w:rPr>
+          <w:rFonts w:ascii="Arial" w:hAnsi="Arial" w:cs="Arial"/>
+        </w:rPr>
+      </w:pPr>
+      <w:r>
+        <w:rPr>
+          <w:rFonts w:ascii="Arial" w:hAnsi="Arial" w:cs="Arial"/>
+        </w:rPr>
+        <w:t>njegov status se ažurira u korisničkom sučelju.</w:t>
+      </w:r>
+    </w:p>
+    <w:p>
+      <w:pPr>
+        <w:ind w:left="360"/>
+        <w:rPr>
+          <w:rFonts w:ascii="Arial" w:hAnsi="Arial" w:cs="Arial"/>
+        </w:rPr>
+      </w:pPr>
+      <w:r>
+        <w:rPr>
+          <w:rFonts w:ascii="Arial" w:hAnsi="Arial" w:cs="Arial"/>
+        </w:rPr>
+        <w:t>Nakon što su svi sastojci prikupljeni, lonac postaje interaktivan. Aktivacijom lonca stvara se objekt napitka uz prikaz efekta</w:t>
+      </w:r>
+      <w:r>
+        <w:rPr>
+          <w:rFonts w:ascii="Arial" w:hAnsi="Arial" w:cs="Arial"/>
+        </w:rPr>
+        <w:t xml:space="preserve"> </w:t>
+      </w:r>
+      <w:proofErr w:type="spellStart"/>
+      <w:r>
+        <w:rPr>
+          <w:rFonts w:ascii="Arial" w:hAnsi="Arial" w:cs="Arial"/>
+        </w:rPr>
+        <w:t>čestičnim</w:t>
+      </w:r>
+      <w:proofErr w:type="spellEnd"/>
+      <w:r>
+        <w:rPr>
+          <w:rFonts w:ascii="Arial" w:hAnsi="Arial" w:cs="Arial"/>
+        </w:rPr>
+        <w:t xml:space="preserve"> sustavom</w:t>
+      </w:r>
+      <w:r>
+        <w:rPr>
+          <w:rFonts w:ascii="Arial" w:hAnsi="Arial" w:cs="Arial"/>
+        </w:rPr>
+        <w:t>. Konzumacijom napitka povećava se brzina kretanja igrača (multiplikator brzine).</w:t>
+      </w:r>
     </w:p>
     <w:p>
       <w:pPr>
@@ -1076,7 +2881,7 @@
         <w:spacing w:line="276" w:lineRule="auto"/>
         <w:ind w:left="360" w:firstLine="348"/>
         <w:rPr>
-          <w:rFonts w:ascii="Simplified Arabic Fixed" w:hAnsi="Simplified Arabic Fixed" w:cs="Simplified Arabic Fixed" w:hint="cs"/>
+          <w:rFonts w:ascii="Courier New" w:hAnsi="Courier New" w:cs="Courier New"/>
           <w:sz w:val="28"/>
           <w:szCs w:val="28"/>
         </w:rPr>
@@ -1084,7 +2889,7 @@
       <w:proofErr w:type="spellStart"/>
       <w:r>
         <w:rPr>
-          <w:rFonts w:ascii="Simplified Arabic Fixed" w:hAnsi="Simplified Arabic Fixed" w:cs="Simplified Arabic Fixed" w:hint="cs"/>
+          <w:rFonts w:ascii="Courier New" w:hAnsi="Courier New" w:cs="Courier New"/>
           <w:sz w:val="28"/>
           <w:szCs w:val="28"/>
         </w:rPr>
@@ -1093,7 +2898,7 @@
       <w:proofErr w:type="spellEnd"/>
       <w:r>
         <w:rPr>
-          <w:rFonts w:ascii="Simplified Arabic Fixed" w:hAnsi="Simplified Arabic Fixed" w:cs="Simplified Arabic Fixed" w:hint="cs"/>
+          <w:rFonts w:ascii="Courier New" w:hAnsi="Courier New" w:cs="Courier New"/>
           <w:sz w:val="28"/>
           <w:szCs w:val="28"/>
         </w:rPr>
@@ -1102,7 +2907,7 @@
       <w:proofErr w:type="spellStart"/>
       <w:r>
         <w:rPr>
-          <w:rFonts w:ascii="Simplified Arabic Fixed" w:hAnsi="Simplified Arabic Fixed" w:cs="Simplified Arabic Fixed" w:hint="cs"/>
+          <w:rFonts w:ascii="Courier New" w:hAnsi="Courier New" w:cs="Courier New"/>
           <w:sz w:val="28"/>
           <w:szCs w:val="28"/>
         </w:rPr>
@@ -1111,7 +2916,7 @@
       <w:proofErr w:type="spellEnd"/>
       <w:r>
         <w:rPr>
-          <w:rFonts w:ascii="Simplified Arabic Fixed" w:hAnsi="Simplified Arabic Fixed" w:cs="Simplified Arabic Fixed"/>
+          <w:rFonts w:ascii="Courier New" w:hAnsi="Courier New" w:cs="Courier New"/>
           <w:sz w:val="28"/>
           <w:szCs w:val="28"/>
         </w:rPr>
@@ -1244,48 +3049,48 @@
         <w:spacing w:line="276" w:lineRule="auto"/>
         <w:ind w:left="360" w:firstLine="348"/>
         <w:rPr>
-          <w:rFonts w:ascii="Simplified Arabic Fixed" w:hAnsi="Simplified Arabic Fixed" w:cs="Simplified Arabic Fixed" w:hint="cs"/>
+          <w:rFonts w:ascii="Courier New" w:hAnsi="Courier New" w:cs="Courier New"/>
         </w:rPr>
       </w:pPr>
       <w:proofErr w:type="spellStart"/>
       <w:r>
         <w:rPr>
-          <w:rFonts w:ascii="Simplified Arabic Fixed" w:hAnsi="Simplified Arabic Fixed" w:cs="Simplified Arabic Fixed" w:hint="cs"/>
+          <w:rFonts w:ascii="Courier New" w:hAnsi="Courier New" w:cs="Courier New"/>
         </w:rPr>
         <w:t>npm</w:t>
       </w:r>
       <w:proofErr w:type="spellEnd"/>
       <w:r>
         <w:rPr>
-          <w:rFonts w:ascii="Simplified Arabic Fixed" w:hAnsi="Simplified Arabic Fixed" w:cs="Simplified Arabic Fixed" w:hint="cs"/>
+          <w:rFonts w:ascii="Courier New" w:hAnsi="Courier New" w:cs="Courier New"/>
         </w:rPr>
         <w:t xml:space="preserve"> </w:t>
       </w:r>
       <w:proofErr w:type="spellStart"/>
       <w:r>
         <w:rPr>
-          <w:rFonts w:ascii="Simplified Arabic Fixed" w:hAnsi="Simplified Arabic Fixed" w:cs="Simplified Arabic Fixed" w:hint="cs"/>
+          <w:rFonts w:ascii="Courier New" w:hAnsi="Courier New" w:cs="Courier New"/>
         </w:rPr>
         <w:t>run</w:t>
       </w:r>
       <w:proofErr w:type="spellEnd"/>
       <w:r>
         <w:rPr>
-          <w:rFonts w:ascii="Simplified Arabic Fixed" w:hAnsi="Simplified Arabic Fixed" w:cs="Simplified Arabic Fixed" w:hint="cs"/>
+          <w:rFonts w:ascii="Courier New" w:hAnsi="Courier New" w:cs="Courier New"/>
         </w:rPr>
         <w:t xml:space="preserve"> </w:t>
       </w:r>
       <w:proofErr w:type="spellStart"/>
       <w:r>
         <w:rPr>
-          <w:rFonts w:ascii="Simplified Arabic Fixed" w:hAnsi="Simplified Arabic Fixed" w:cs="Simplified Arabic Fixed" w:hint="cs"/>
+          <w:rFonts w:ascii="Courier New" w:hAnsi="Courier New" w:cs="Courier New"/>
         </w:rPr>
         <w:t>dev</w:t>
       </w:r>
       <w:proofErr w:type="spellEnd"/>
       <w:r>
         <w:rPr>
-          <w:rFonts w:ascii="Simplified Arabic Fixed" w:hAnsi="Simplified Arabic Fixed" w:cs="Simplified Arabic Fixed"/>
+          <w:rFonts w:ascii="Courier New" w:hAnsi="Courier New" w:cs="Courier New"/>
         </w:rPr>
         <w:tab/>
       </w:r>
@@ -1304,7 +3109,7 @@
         </w:rPr>
         <w:t xml:space="preserve">Time se pokreće lokalni razvojni poslužitelj, a aplikacija postaje dostupna u web pregledniku na adresi koja se ispisuje u konzoli (najčešće </w:t>
       </w:r>
-      <w:hyperlink r:id="rId5" w:history="1">
+      <w:hyperlink r:id="rId8" w:history="1">
         <w:r>
           <w:rPr>
             <w:rStyle w:val="Hiperveza"/>
@@ -1331,6 +3136,24 @@
     </w:p>
     <w:p>
       <w:pPr>
+        <w:spacing w:line="276" w:lineRule="auto"/>
+        <w:ind w:left="360"/>
+        <w:rPr>
+          <w:rFonts w:ascii="Arial" w:hAnsi="Arial" w:cs="Arial"/>
+        </w:rPr>
+      </w:pPr>
+    </w:p>
+    <w:p>
+      <w:pPr>
+        <w:spacing w:line="276" w:lineRule="auto"/>
+        <w:ind w:left="360"/>
+        <w:rPr>
+          <w:rFonts w:ascii="Arial" w:hAnsi="Arial" w:cs="Arial"/>
+        </w:rPr>
+      </w:pPr>
+    </w:p>
+    <w:p>
+      <w:pPr>
         <w:pStyle w:val="Odlomakpopisa"/>
         <w:numPr>
           <w:ilvl w:val="1"/>
@@ -1352,6 +3175,7 @@
           <w:sz w:val="28"/>
           <w:szCs w:val="28"/>
         </w:rPr>
+        <w:lastRenderedPageBreak/>
         <w:t>Način izvođenja aplikacije</w:t>
       </w:r>
     </w:p>
@@ -1366,7 +3190,6 @@
         <w:rPr>
           <w:rFonts w:ascii="Arial" w:hAnsi="Arial" w:cs="Arial"/>
         </w:rPr>
-        <w:lastRenderedPageBreak/>
         <w:t xml:space="preserve">Aplikacija se u potpunosti izvršava unutar web preglednika te ne zahtijeva instalaciju dodatnog softvera ili dodataka. Sva 3D grafika renderira se pomoću </w:t>
       </w:r>
       <w:proofErr w:type="spellStart"/>
@@ -1383,13 +3206,6 @@
         </w:rPr>
         <w:t>-a kroz Three.js biblioteku.</w:t>
       </w:r>
-    </w:p>
-    <w:p>
-      <w:pPr>
-        <w:rPr>
-          <w:rFonts w:ascii="Arial" w:hAnsi="Arial" w:cs="Arial"/>
-        </w:rPr>
-      </w:pPr>
     </w:p>
     <w:p>
       <w:pPr>
@@ -1562,6 +3378,318 @@
     </w:lvl>
   </w:abstractNum>
   <w:abstractNum w:abstractNumId="1" w15:restartNumberingAfterBreak="0">
+    <w:nsid w:val="20EE0C71"/>
+    <w:multiLevelType w:val="hybridMultilevel"/>
+    <w:tmpl w:val="E1229186"/>
+    <w:lvl w:ilvl="0" w:tplc="041A0001">
+      <w:start w:val="1"/>
+      <w:numFmt w:val="bullet"/>
+      <w:lvlText w:val=""/>
+      <w:lvlJc w:val="left"/>
+      <w:pPr>
+        <w:ind w:left="720" w:hanging="360"/>
+      </w:pPr>
+      <w:rPr>
+        <w:rFonts w:ascii="Symbol" w:hAnsi="Symbol" w:hint="default"/>
+      </w:rPr>
+    </w:lvl>
+    <w:lvl w:ilvl="1" w:tplc="041A0003" w:tentative="1">
+      <w:start w:val="1"/>
+      <w:numFmt w:val="bullet"/>
+      <w:lvlText w:val="o"/>
+      <w:lvlJc w:val="left"/>
+      <w:pPr>
+        <w:ind w:left="1440" w:hanging="360"/>
+      </w:pPr>
+      <w:rPr>
+        <w:rFonts w:ascii="Courier New" w:hAnsi="Courier New" w:cs="Courier New" w:hint="default"/>
+      </w:rPr>
+    </w:lvl>
+    <w:lvl w:ilvl="2" w:tplc="041A0005" w:tentative="1">
+      <w:start w:val="1"/>
+      <w:numFmt w:val="bullet"/>
+      <w:lvlText w:val=""/>
+      <w:lvlJc w:val="left"/>
+      <w:pPr>
+        <w:ind w:left="2160" w:hanging="360"/>
+      </w:pPr>
+      <w:rPr>
+        <w:rFonts w:ascii="Wingdings" w:hAnsi="Wingdings" w:hint="default"/>
+      </w:rPr>
+    </w:lvl>
+    <w:lvl w:ilvl="3" w:tplc="041A0001" w:tentative="1">
+      <w:start w:val="1"/>
+      <w:numFmt w:val="bullet"/>
+      <w:lvlText w:val=""/>
+      <w:lvlJc w:val="left"/>
+      <w:pPr>
+        <w:ind w:left="2880" w:hanging="360"/>
+      </w:pPr>
+      <w:rPr>
+        <w:rFonts w:ascii="Symbol" w:hAnsi="Symbol" w:hint="default"/>
+      </w:rPr>
+    </w:lvl>
+    <w:lvl w:ilvl="4" w:tplc="041A0003" w:tentative="1">
+      <w:start w:val="1"/>
+      <w:numFmt w:val="bullet"/>
+      <w:lvlText w:val="o"/>
+      <w:lvlJc w:val="left"/>
+      <w:pPr>
+        <w:ind w:left="3600" w:hanging="360"/>
+      </w:pPr>
+      <w:rPr>
+        <w:rFonts w:ascii="Courier New" w:hAnsi="Courier New" w:cs="Courier New" w:hint="default"/>
+      </w:rPr>
+    </w:lvl>
+    <w:lvl w:ilvl="5" w:tplc="041A0005" w:tentative="1">
+      <w:start w:val="1"/>
+      <w:numFmt w:val="bullet"/>
+      <w:lvlText w:val=""/>
+      <w:lvlJc w:val="left"/>
+      <w:pPr>
+        <w:ind w:left="4320" w:hanging="360"/>
+      </w:pPr>
+      <w:rPr>
+        <w:rFonts w:ascii="Wingdings" w:hAnsi="Wingdings" w:hint="default"/>
+      </w:rPr>
+    </w:lvl>
+    <w:lvl w:ilvl="6" w:tplc="041A0001" w:tentative="1">
+      <w:start w:val="1"/>
+      <w:numFmt w:val="bullet"/>
+      <w:lvlText w:val=""/>
+      <w:lvlJc w:val="left"/>
+      <w:pPr>
+        <w:ind w:left="5040" w:hanging="360"/>
+      </w:pPr>
+      <w:rPr>
+        <w:rFonts w:ascii="Symbol" w:hAnsi="Symbol" w:hint="default"/>
+      </w:rPr>
+    </w:lvl>
+    <w:lvl w:ilvl="7" w:tplc="041A0003" w:tentative="1">
+      <w:start w:val="1"/>
+      <w:numFmt w:val="bullet"/>
+      <w:lvlText w:val="o"/>
+      <w:lvlJc w:val="left"/>
+      <w:pPr>
+        <w:ind w:left="5760" w:hanging="360"/>
+      </w:pPr>
+      <w:rPr>
+        <w:rFonts w:ascii="Courier New" w:hAnsi="Courier New" w:cs="Courier New" w:hint="default"/>
+      </w:rPr>
+    </w:lvl>
+    <w:lvl w:ilvl="8" w:tplc="041A0005" w:tentative="1">
+      <w:start w:val="1"/>
+      <w:numFmt w:val="bullet"/>
+      <w:lvlText w:val=""/>
+      <w:lvlJc w:val="left"/>
+      <w:pPr>
+        <w:ind w:left="6480" w:hanging="360"/>
+      </w:pPr>
+      <w:rPr>
+        <w:rFonts w:ascii="Wingdings" w:hAnsi="Wingdings" w:hint="default"/>
+      </w:rPr>
+    </w:lvl>
+  </w:abstractNum>
+  <w:abstractNum w:abstractNumId="2" w15:restartNumberingAfterBreak="0">
+    <w:nsid w:val="307B113B"/>
+    <w:multiLevelType w:val="hybridMultilevel"/>
+    <w:tmpl w:val="760AD7CA"/>
+    <w:lvl w:ilvl="0" w:tplc="041A000F">
+      <w:start w:val="1"/>
+      <w:numFmt w:val="decimal"/>
+      <w:lvlText w:val="%1."/>
+      <w:lvlJc w:val="left"/>
+      <w:pPr>
+        <w:ind w:left="360" w:hanging="360"/>
+      </w:pPr>
+    </w:lvl>
+    <w:lvl w:ilvl="1" w:tplc="041A0019" w:tentative="1">
+      <w:start w:val="1"/>
+      <w:numFmt w:val="lowerLetter"/>
+      <w:lvlText w:val="%2."/>
+      <w:lvlJc w:val="left"/>
+      <w:pPr>
+        <w:ind w:left="1080" w:hanging="360"/>
+      </w:pPr>
+    </w:lvl>
+    <w:lvl w:ilvl="2" w:tplc="041A001B" w:tentative="1">
+      <w:start w:val="1"/>
+      <w:numFmt w:val="lowerRoman"/>
+      <w:lvlText w:val="%3."/>
+      <w:lvlJc w:val="right"/>
+      <w:pPr>
+        <w:ind w:left="1800" w:hanging="180"/>
+      </w:pPr>
+    </w:lvl>
+    <w:lvl w:ilvl="3" w:tplc="041A000F" w:tentative="1">
+      <w:start w:val="1"/>
+      <w:numFmt w:val="decimal"/>
+      <w:lvlText w:val="%4."/>
+      <w:lvlJc w:val="left"/>
+      <w:pPr>
+        <w:ind w:left="2520" w:hanging="360"/>
+      </w:pPr>
+    </w:lvl>
+    <w:lvl w:ilvl="4" w:tplc="041A0019" w:tentative="1">
+      <w:start w:val="1"/>
+      <w:numFmt w:val="lowerLetter"/>
+      <w:lvlText w:val="%5."/>
+      <w:lvlJc w:val="left"/>
+      <w:pPr>
+        <w:ind w:left="3240" w:hanging="360"/>
+      </w:pPr>
+    </w:lvl>
+    <w:lvl w:ilvl="5" w:tplc="041A001B" w:tentative="1">
+      <w:start w:val="1"/>
+      <w:numFmt w:val="lowerRoman"/>
+      <w:lvlText w:val="%6."/>
+      <w:lvlJc w:val="right"/>
+      <w:pPr>
+        <w:ind w:left="3960" w:hanging="180"/>
+      </w:pPr>
+    </w:lvl>
+    <w:lvl w:ilvl="6" w:tplc="041A000F" w:tentative="1">
+      <w:start w:val="1"/>
+      <w:numFmt w:val="decimal"/>
+      <w:lvlText w:val="%7."/>
+      <w:lvlJc w:val="left"/>
+      <w:pPr>
+        <w:ind w:left="4680" w:hanging="360"/>
+      </w:pPr>
+    </w:lvl>
+    <w:lvl w:ilvl="7" w:tplc="041A0019" w:tentative="1">
+      <w:start w:val="1"/>
+      <w:numFmt w:val="lowerLetter"/>
+      <w:lvlText w:val="%8."/>
+      <w:lvlJc w:val="left"/>
+      <w:pPr>
+        <w:ind w:left="5400" w:hanging="360"/>
+      </w:pPr>
+    </w:lvl>
+    <w:lvl w:ilvl="8" w:tplc="041A001B" w:tentative="1">
+      <w:start w:val="1"/>
+      <w:numFmt w:val="lowerRoman"/>
+      <w:lvlText w:val="%9."/>
+      <w:lvlJc w:val="right"/>
+      <w:pPr>
+        <w:ind w:left="6120" w:hanging="180"/>
+      </w:pPr>
+    </w:lvl>
+  </w:abstractNum>
+  <w:abstractNum w:abstractNumId="3" w15:restartNumberingAfterBreak="0">
+    <w:nsid w:val="624E0D42"/>
+    <w:multiLevelType w:val="hybridMultilevel"/>
+    <w:tmpl w:val="7902ABC6"/>
+    <w:lvl w:ilvl="0" w:tplc="041A0001">
+      <w:start w:val="1"/>
+      <w:numFmt w:val="bullet"/>
+      <w:lvlText w:val=""/>
+      <w:lvlJc w:val="left"/>
+      <w:pPr>
+        <w:ind w:left="720" w:hanging="360"/>
+      </w:pPr>
+      <w:rPr>
+        <w:rFonts w:ascii="Symbol" w:hAnsi="Symbol" w:hint="default"/>
+      </w:rPr>
+    </w:lvl>
+    <w:lvl w:ilvl="1" w:tplc="041A0003" w:tentative="1">
+      <w:start w:val="1"/>
+      <w:numFmt w:val="bullet"/>
+      <w:lvlText w:val="o"/>
+      <w:lvlJc w:val="left"/>
+      <w:pPr>
+        <w:ind w:left="1440" w:hanging="360"/>
+      </w:pPr>
+      <w:rPr>
+        <w:rFonts w:ascii="Courier New" w:hAnsi="Courier New" w:cs="Courier New" w:hint="default"/>
+      </w:rPr>
+    </w:lvl>
+    <w:lvl w:ilvl="2" w:tplc="041A0005" w:tentative="1">
+      <w:start w:val="1"/>
+      <w:numFmt w:val="bullet"/>
+      <w:lvlText w:val=""/>
+      <w:lvlJc w:val="left"/>
+      <w:pPr>
+        <w:ind w:left="2160" w:hanging="360"/>
+      </w:pPr>
+      <w:rPr>
+        <w:rFonts w:ascii="Wingdings" w:hAnsi="Wingdings" w:hint="default"/>
+      </w:rPr>
+    </w:lvl>
+    <w:lvl w:ilvl="3" w:tplc="041A0001" w:tentative="1">
+      <w:start w:val="1"/>
+      <w:numFmt w:val="bullet"/>
+      <w:lvlText w:val=""/>
+      <w:lvlJc w:val="left"/>
+      <w:pPr>
+        <w:ind w:left="2880" w:hanging="360"/>
+      </w:pPr>
+      <w:rPr>
+        <w:rFonts w:ascii="Symbol" w:hAnsi="Symbol" w:hint="default"/>
+      </w:rPr>
+    </w:lvl>
+    <w:lvl w:ilvl="4" w:tplc="041A0003" w:tentative="1">
+      <w:start w:val="1"/>
+      <w:numFmt w:val="bullet"/>
+      <w:lvlText w:val="o"/>
+      <w:lvlJc w:val="left"/>
+      <w:pPr>
+        <w:ind w:left="3600" w:hanging="360"/>
+      </w:pPr>
+      <w:rPr>
+        <w:rFonts w:ascii="Courier New" w:hAnsi="Courier New" w:cs="Courier New" w:hint="default"/>
+      </w:rPr>
+    </w:lvl>
+    <w:lvl w:ilvl="5" w:tplc="041A0005" w:tentative="1">
+      <w:start w:val="1"/>
+      <w:numFmt w:val="bullet"/>
+      <w:lvlText w:val=""/>
+      <w:lvlJc w:val="left"/>
+      <w:pPr>
+        <w:ind w:left="4320" w:hanging="360"/>
+      </w:pPr>
+      <w:rPr>
+        <w:rFonts w:ascii="Wingdings" w:hAnsi="Wingdings" w:hint="default"/>
+      </w:rPr>
+    </w:lvl>
+    <w:lvl w:ilvl="6" w:tplc="041A0001" w:tentative="1">
+      <w:start w:val="1"/>
+      <w:numFmt w:val="bullet"/>
+      <w:lvlText w:val=""/>
+      <w:lvlJc w:val="left"/>
+      <w:pPr>
+        <w:ind w:left="5040" w:hanging="360"/>
+      </w:pPr>
+      <w:rPr>
+        <w:rFonts w:ascii="Symbol" w:hAnsi="Symbol" w:hint="default"/>
+      </w:rPr>
+    </w:lvl>
+    <w:lvl w:ilvl="7" w:tplc="041A0003" w:tentative="1">
+      <w:start w:val="1"/>
+      <w:numFmt w:val="bullet"/>
+      <w:lvlText w:val="o"/>
+      <w:lvlJc w:val="left"/>
+      <w:pPr>
+        <w:ind w:left="5760" w:hanging="360"/>
+      </w:pPr>
+      <w:rPr>
+        <w:rFonts w:ascii="Courier New" w:hAnsi="Courier New" w:cs="Courier New" w:hint="default"/>
+      </w:rPr>
+    </w:lvl>
+    <w:lvl w:ilvl="8" w:tplc="041A0005" w:tentative="1">
+      <w:start w:val="1"/>
+      <w:numFmt w:val="bullet"/>
+      <w:lvlText w:val=""/>
+      <w:lvlJc w:val="left"/>
+      <w:pPr>
+        <w:ind w:left="6480" w:hanging="360"/>
+      </w:pPr>
+      <w:rPr>
+        <w:rFonts w:ascii="Wingdings" w:hAnsi="Wingdings" w:hint="default"/>
+      </w:rPr>
+    </w:lvl>
+  </w:abstractNum>
+  <w:abstractNum w:abstractNumId="4" w15:restartNumberingAfterBreak="0">
     <w:nsid w:val="7146660A"/>
     <w:multiLevelType w:val="hybridMultilevel"/>
     <w:tmpl w:val="967A4220"/>
@@ -1674,7 +3802,7 @@
       </w:rPr>
     </w:lvl>
   </w:abstractNum>
-  <w:abstractNum w:abstractNumId="2" w15:restartNumberingAfterBreak="0">
+  <w:abstractNum w:abstractNumId="5" w15:restartNumberingAfterBreak="0">
     <w:nsid w:val="7B1C2E76"/>
     <w:multiLevelType w:val="multilevel"/>
     <w:tmpl w:val="041A001F"/>
@@ -1763,14 +3891,139 @@
       </w:pPr>
     </w:lvl>
   </w:abstractNum>
+  <w:abstractNum w:abstractNumId="6" w15:restartNumberingAfterBreak="0">
+    <w:nsid w:val="7D311B08"/>
+    <w:multiLevelType w:val="hybridMultilevel"/>
+    <w:tmpl w:val="4ECEC2C4"/>
+    <w:lvl w:ilvl="0" w:tplc="041A0001">
+      <w:start w:val="1"/>
+      <w:numFmt w:val="bullet"/>
+      <w:lvlText w:val=""/>
+      <w:lvlJc w:val="left"/>
+      <w:pPr>
+        <w:ind w:left="1080" w:hanging="360"/>
+      </w:pPr>
+      <w:rPr>
+        <w:rFonts w:ascii="Symbol" w:hAnsi="Symbol" w:hint="default"/>
+      </w:rPr>
+    </w:lvl>
+    <w:lvl w:ilvl="1" w:tplc="041A0003" w:tentative="1">
+      <w:start w:val="1"/>
+      <w:numFmt w:val="bullet"/>
+      <w:lvlText w:val="o"/>
+      <w:lvlJc w:val="left"/>
+      <w:pPr>
+        <w:ind w:left="1800" w:hanging="360"/>
+      </w:pPr>
+      <w:rPr>
+        <w:rFonts w:ascii="Courier New" w:hAnsi="Courier New" w:cs="Courier New" w:hint="default"/>
+      </w:rPr>
+    </w:lvl>
+    <w:lvl w:ilvl="2" w:tplc="041A0005" w:tentative="1">
+      <w:start w:val="1"/>
+      <w:numFmt w:val="bullet"/>
+      <w:lvlText w:val=""/>
+      <w:lvlJc w:val="left"/>
+      <w:pPr>
+        <w:ind w:left="2520" w:hanging="360"/>
+      </w:pPr>
+      <w:rPr>
+        <w:rFonts w:ascii="Wingdings" w:hAnsi="Wingdings" w:hint="default"/>
+      </w:rPr>
+    </w:lvl>
+    <w:lvl w:ilvl="3" w:tplc="041A0001" w:tentative="1">
+      <w:start w:val="1"/>
+      <w:numFmt w:val="bullet"/>
+      <w:lvlText w:val=""/>
+      <w:lvlJc w:val="left"/>
+      <w:pPr>
+        <w:ind w:left="3240" w:hanging="360"/>
+      </w:pPr>
+      <w:rPr>
+        <w:rFonts w:ascii="Symbol" w:hAnsi="Symbol" w:hint="default"/>
+      </w:rPr>
+    </w:lvl>
+    <w:lvl w:ilvl="4" w:tplc="041A0003" w:tentative="1">
+      <w:start w:val="1"/>
+      <w:numFmt w:val="bullet"/>
+      <w:lvlText w:val="o"/>
+      <w:lvlJc w:val="left"/>
+      <w:pPr>
+        <w:ind w:left="3960" w:hanging="360"/>
+      </w:pPr>
+      <w:rPr>
+        <w:rFonts w:ascii="Courier New" w:hAnsi="Courier New" w:cs="Courier New" w:hint="default"/>
+      </w:rPr>
+    </w:lvl>
+    <w:lvl w:ilvl="5" w:tplc="041A0005" w:tentative="1">
+      <w:start w:val="1"/>
+      <w:numFmt w:val="bullet"/>
+      <w:lvlText w:val=""/>
+      <w:lvlJc w:val="left"/>
+      <w:pPr>
+        <w:ind w:left="4680" w:hanging="360"/>
+      </w:pPr>
+      <w:rPr>
+        <w:rFonts w:ascii="Wingdings" w:hAnsi="Wingdings" w:hint="default"/>
+      </w:rPr>
+    </w:lvl>
+    <w:lvl w:ilvl="6" w:tplc="041A0001" w:tentative="1">
+      <w:start w:val="1"/>
+      <w:numFmt w:val="bullet"/>
+      <w:lvlText w:val=""/>
+      <w:lvlJc w:val="left"/>
+      <w:pPr>
+        <w:ind w:left="5400" w:hanging="360"/>
+      </w:pPr>
+      <w:rPr>
+        <w:rFonts w:ascii="Symbol" w:hAnsi="Symbol" w:hint="default"/>
+      </w:rPr>
+    </w:lvl>
+    <w:lvl w:ilvl="7" w:tplc="041A0003" w:tentative="1">
+      <w:start w:val="1"/>
+      <w:numFmt w:val="bullet"/>
+      <w:lvlText w:val="o"/>
+      <w:lvlJc w:val="left"/>
+      <w:pPr>
+        <w:ind w:left="6120" w:hanging="360"/>
+      </w:pPr>
+      <w:rPr>
+        <w:rFonts w:ascii="Courier New" w:hAnsi="Courier New" w:cs="Courier New" w:hint="default"/>
+      </w:rPr>
+    </w:lvl>
+    <w:lvl w:ilvl="8" w:tplc="041A0005" w:tentative="1">
+      <w:start w:val="1"/>
+      <w:numFmt w:val="bullet"/>
+      <w:lvlText w:val=""/>
+      <w:lvlJc w:val="left"/>
+      <w:pPr>
+        <w:ind w:left="6840" w:hanging="360"/>
+      </w:pPr>
+      <w:rPr>
+        <w:rFonts w:ascii="Wingdings" w:hAnsi="Wingdings" w:hint="default"/>
+      </w:rPr>
+    </w:lvl>
+  </w:abstractNum>
   <w:num w:numId="1" w16cid:durableId="868103809">
-    <w:abstractNumId w:val="2"/>
+    <w:abstractNumId w:val="5"/>
   </w:num>
   <w:num w:numId="2" w16cid:durableId="334499896">
-    <w:abstractNumId w:val="1"/>
+    <w:abstractNumId w:val="4"/>
   </w:num>
   <w:num w:numId="3" w16cid:durableId="902983317">
     <w:abstractNumId w:val="0"/>
+  </w:num>
+  <w:num w:numId="4" w16cid:durableId="1734041330">
+    <w:abstractNumId w:val="2"/>
+  </w:num>
+  <w:num w:numId="5" w16cid:durableId="2039314555">
+    <w:abstractNumId w:val="3"/>
+  </w:num>
+  <w:num w:numId="6" w16cid:durableId="90009410">
+    <w:abstractNumId w:val="6"/>
+  </w:num>
+  <w:num w:numId="7" w16cid:durableId="208811348">
+    <w:abstractNumId w:val="1"/>
   </w:num>
 </w:numbering>
 </file>
@@ -2715,6 +4968,100 @@
       <w:shd w:val="clear" w:color="auto" w:fill="E1DFDD"/>
     </w:rPr>
   </w:style>
+  <w:style w:type="paragraph" w:styleId="StandardWeb">
+    <w:name w:val="Normal (Web)"/>
+    <w:basedOn w:val="Normal"/>
+    <w:uiPriority w:val="99"/>
+    <w:semiHidden/>
+    <w:unhideWhenUsed/>
+    <w:rsid w:val="007A6A88"/>
+    <w:pPr>
+      <w:spacing w:before="100" w:beforeAutospacing="1" w:after="100" w:afterAutospacing="1" w:line="240" w:lineRule="auto"/>
+    </w:pPr>
+    <w:rPr>
+      <w:rFonts w:ascii="Times New Roman" w:eastAsia="Times New Roman" w:hAnsi="Times New Roman" w:cs="Times New Roman"/>
+      <w:kern w:val="0"/>
+      <w:lang w:eastAsia="hr-HR"/>
+      <w14:ligatures w14:val="none"/>
+    </w:rPr>
+  </w:style>
+  <w:style w:type="paragraph" w:styleId="HTMLunaprijedoblikovano">
+    <w:name w:val="HTML Preformatted"/>
+    <w:basedOn w:val="Normal"/>
+    <w:link w:val="HTMLunaprijedoblikovanoChar"/>
+    <w:uiPriority w:val="99"/>
+    <w:semiHidden/>
+    <w:unhideWhenUsed/>
+    <w:rsid w:val="007A6A88"/>
+    <w:pPr>
+      <w:tabs>
+        <w:tab w:val="left" w:pos="916"/>
+        <w:tab w:val="left" w:pos="1832"/>
+        <w:tab w:val="left" w:pos="2748"/>
+        <w:tab w:val="left" w:pos="3664"/>
+        <w:tab w:val="left" w:pos="4580"/>
+        <w:tab w:val="left" w:pos="5496"/>
+        <w:tab w:val="left" w:pos="6412"/>
+        <w:tab w:val="left" w:pos="7328"/>
+        <w:tab w:val="left" w:pos="8244"/>
+        <w:tab w:val="left" w:pos="9160"/>
+        <w:tab w:val="left" w:pos="10076"/>
+        <w:tab w:val="left" w:pos="10992"/>
+        <w:tab w:val="left" w:pos="11908"/>
+        <w:tab w:val="left" w:pos="12824"/>
+        <w:tab w:val="left" w:pos="13740"/>
+        <w:tab w:val="left" w:pos="14656"/>
+      </w:tabs>
+      <w:spacing w:after="0" w:line="240" w:lineRule="auto"/>
+    </w:pPr>
+    <w:rPr>
+      <w:rFonts w:ascii="Courier New" w:eastAsia="Times New Roman" w:hAnsi="Courier New" w:cs="Courier New"/>
+      <w:kern w:val="0"/>
+      <w:sz w:val="20"/>
+      <w:szCs w:val="20"/>
+      <w:lang w:eastAsia="hr-HR"/>
+      <w14:ligatures w14:val="none"/>
+    </w:rPr>
+  </w:style>
+  <w:style w:type="character" w:customStyle="1" w:styleId="HTMLunaprijedoblikovanoChar">
+    <w:name w:val="HTML unaprijed oblikovano Char"/>
+    <w:basedOn w:val="Zadanifontodlomka"/>
+    <w:link w:val="HTMLunaprijedoblikovano"/>
+    <w:uiPriority w:val="99"/>
+    <w:semiHidden/>
+    <w:rsid w:val="007A6A88"/>
+    <w:rPr>
+      <w:rFonts w:ascii="Courier New" w:eastAsia="Times New Roman" w:hAnsi="Courier New" w:cs="Courier New"/>
+      <w:kern w:val="0"/>
+      <w:sz w:val="20"/>
+      <w:szCs w:val="20"/>
+      <w:lang w:eastAsia="hr-HR"/>
+      <w14:ligatures w14:val="none"/>
+    </w:rPr>
+  </w:style>
+  <w:style w:type="character" w:styleId="HTML-kod">
+    <w:name w:val="HTML Code"/>
+    <w:basedOn w:val="Zadanifontodlomka"/>
+    <w:uiPriority w:val="99"/>
+    <w:semiHidden/>
+    <w:unhideWhenUsed/>
+    <w:rsid w:val="007A6A88"/>
+    <w:rPr>
+      <w:rFonts w:ascii="Courier New" w:eastAsia="Times New Roman" w:hAnsi="Courier New" w:cs="Courier New"/>
+      <w:sz w:val="20"/>
+      <w:szCs w:val="20"/>
+    </w:rPr>
+  </w:style>
+  <w:style w:type="character" w:customStyle="1" w:styleId="hljs-attribute">
+    <w:name w:val="hljs-attribute"/>
+    <w:basedOn w:val="Zadanifontodlomka"/>
+    <w:rsid w:val="007A6A88"/>
+  </w:style>
+  <w:style w:type="character" w:customStyle="1" w:styleId="hljs-selector-tag">
+    <w:name w:val="hljs-selector-tag"/>
+    <w:basedOn w:val="Zadanifontodlomka"/>
+    <w:rsid w:val="007A6A88"/>
+  </w:style>
 </w:styles>
 </file>
 
